--- a/06-学生侧材料/讲义/6-有机化学/有机分离与纯化-超级充实版（自学完整）.docx
+++ b/06-学生侧材料/讲义/6-有机化学/有机分离与纯化-超级充实版（自学完整）.docx
@@ -22874,9 +22874,15 @@
       </w:r>
       <w:r>
         <w:rPr>
-          <w:rFonts w:hint="eastAsia" w:ascii="Times New Roman" w:hAnsi="Times New Roman" w:eastAsia="Times New Roman" w:cs="Times New Roman"/>
-        </w:rPr>
-        <w:t>（</w:t>
+          <w:rFonts w:ascii="Times New Roman" w:hAnsi="Times New Roman" w:eastAsia="Times New Roman" w:cs="Times New Roman"/>
+        </w:rPr>
+        <w:t xml:space="preserve"> </w:t>
+      </w:r>
+      <w:r>
+        <w:rPr>
+          <w:rFonts w:hint="eastAsia" w:ascii="Times New Roman" w:hAnsi="Times New Roman" w:eastAsia="Times New Roman" w:cs="Times New Roman"/>
+        </w:rPr>
+        <w:t>[</w:t>
       </w:r>
       <w:r>
         <w:rPr>
@@ -22912,43 +22918,7 @@
         <w:rPr>
           <w:rFonts w:hint="eastAsia" w:ascii="Times New Roman" w:hAnsi="Times New Roman" w:eastAsia="Times New Roman" w:cs="Times New Roman"/>
         </w:rPr>
-        <w:t>）</w:t>
-      </w:r>
-      <w:r>
-        <w:rPr>
-          <w:rFonts w:hint="eastAsia" w:ascii="Times New Roman" w:hAnsi="Times New Roman" w:eastAsia="FangSong" w:cs="Times New Roman"/>
-        </w:rPr>
-        <w:t>在正相吸附薄层色谱中</w:t>
-      </w:r>
-      <w:r>
-        <w:rPr>
-          <w:rFonts w:hint="eastAsia" w:ascii="Times New Roman" w:hAnsi="Times New Roman" w:eastAsia="Times New Roman" w:cs="Times New Roman"/>
-        </w:rPr>
-        <w:t>，</w:t>
-      </w:r>
-      <w:r>
-        <w:rPr>
-          <w:rFonts w:hint="eastAsia" w:ascii="Times New Roman" w:hAnsi="Times New Roman" w:eastAsia="FangSong" w:cs="Times New Roman"/>
-        </w:rPr>
-        <w:t>判断以下各说法是否正确</w:t>
-      </w:r>
-      <w:r>
-        <w:rPr>
-          <w:rFonts w:hint="eastAsia" w:ascii="Times New Roman" w:hAnsi="Times New Roman" w:eastAsia="Times New Roman" w:cs="Times New Roman"/>
-        </w:rPr>
-        <w:t>，</w:t>
-      </w:r>
-      <w:r>
-        <w:rPr>
-          <w:rFonts w:hint="eastAsia" w:ascii="Times New Roman" w:hAnsi="Times New Roman" w:eastAsia="FangSong" w:cs="Times New Roman"/>
-        </w:rPr>
-        <w:t>并逐条说明理由</w:t>
-      </w:r>
-      <w:r>
-        <w:rPr>
-          <w:rFonts w:hint="eastAsia" w:ascii="Times New Roman" w:hAnsi="Times New Roman" w:eastAsia="Times New Roman" w:cs="Times New Roman"/>
-        </w:rPr>
-        <w:t>：</w:t>
+        <w:t>]</w:t>
       </w:r>
       <w:r>
         <w:rPr>
@@ -23096,9 +23066,15 @@
       </w:r>
       <w:r>
         <w:rPr>
-          <w:rFonts w:hint="eastAsia" w:ascii="Times New Roman" w:hAnsi="Times New Roman" w:eastAsia="Times New Roman" w:cs="Times New Roman"/>
-        </w:rPr>
-        <w:t>（</w:t>
+          <w:rFonts w:ascii="Times New Roman" w:hAnsi="Times New Roman" w:eastAsia="Times New Roman" w:cs="Times New Roman"/>
+        </w:rPr>
+        <w:t xml:space="preserve"> </w:t>
+      </w:r>
+      <w:r>
+        <w:rPr>
+          <w:rFonts w:hint="eastAsia" w:ascii="Times New Roman" w:hAnsi="Times New Roman" w:eastAsia="Times New Roman" w:cs="Times New Roman"/>
+        </w:rPr>
+        <w:t>[</w:t>
       </w:r>
       <w:r>
         <w:rPr>
@@ -23134,169 +23110,7 @@
         <w:rPr>
           <w:rFonts w:hint="eastAsia" w:ascii="Times New Roman" w:hAnsi="Times New Roman" w:eastAsia="Times New Roman" w:cs="Times New Roman"/>
         </w:rPr>
-        <w:t>）</w:t>
-      </w:r>
-      <w:r>
-        <w:rPr>
-          <w:rFonts w:hint="eastAsia" w:ascii="Times New Roman" w:hAnsi="Times New Roman" w:eastAsia="FangSong" w:cs="Times New Roman"/>
-        </w:rPr>
-        <w:t>分馏是利用互溶液体混合物中各组分沸点不同</w:t>
-      </w:r>
-      <w:r>
-        <w:rPr>
-          <w:rFonts w:hint="eastAsia" w:ascii="Times New Roman" w:hAnsi="Times New Roman" w:eastAsia="Times New Roman" w:cs="Times New Roman"/>
-        </w:rPr>
-        <w:t>，</w:t>
-      </w:r>
-      <w:r>
-        <w:rPr>
-          <w:rFonts w:hint="eastAsia" w:ascii="Times New Roman" w:hAnsi="Times New Roman" w:eastAsia="FangSong" w:cs="Times New Roman"/>
-        </w:rPr>
-        <w:t>通过多次部分气化</w:t>
-      </w:r>
-      <w:r>
-        <w:rPr>
-          <w:rFonts w:hint="eastAsia" w:ascii="Times New Roman" w:hAnsi="Times New Roman" w:eastAsia="Times New Roman" w:cs="Times New Roman"/>
-        </w:rPr>
-        <w:t>、</w:t>
-      </w:r>
-      <w:r>
-        <w:rPr>
-          <w:rFonts w:hint="eastAsia" w:ascii="Times New Roman" w:hAnsi="Times New Roman" w:eastAsia="FangSong" w:cs="Times New Roman"/>
-        </w:rPr>
-        <w:t>多次部分冷凝</w:t>
-      </w:r>
-      <w:r>
-        <w:rPr>
-          <w:rFonts w:hint="eastAsia" w:ascii="Times New Roman" w:hAnsi="Times New Roman" w:eastAsia="Times New Roman" w:cs="Times New Roman"/>
-        </w:rPr>
-        <w:t>，</w:t>
-      </w:r>
-      <w:r>
-        <w:rPr>
-          <w:rFonts w:hint="eastAsia" w:ascii="Times New Roman" w:hAnsi="Times New Roman" w:eastAsia="FangSong" w:cs="Times New Roman"/>
-        </w:rPr>
-        <w:t>一次性分离多种沸点相近液体的物理方法</w:t>
-      </w:r>
-      <w:r>
-        <w:rPr>
-          <w:rFonts w:hint="eastAsia" w:ascii="Times New Roman" w:hAnsi="Times New Roman" w:eastAsia="Times New Roman" w:cs="Times New Roman"/>
-        </w:rPr>
-        <w:t>。</w:t>
-      </w:r>
-      <w:r>
-        <w:rPr>
-          <w:rFonts w:hint="eastAsia" w:ascii="Times New Roman" w:hAnsi="Times New Roman" w:eastAsia="FangSong" w:cs="Times New Roman"/>
-        </w:rPr>
-        <w:t>判断以下条件哪些是高效分馏所必需的</w:t>
-      </w:r>
-      <w:r>
-        <w:rPr>
-          <w:rFonts w:hint="eastAsia" w:ascii="Times New Roman" w:hAnsi="Times New Roman" w:eastAsia="Times New Roman" w:cs="Times New Roman"/>
-        </w:rPr>
-        <w:t>：(a)</w:t>
-      </w:r>
-      <w:r>
-        <w:rPr>
-          <w:rFonts w:ascii="Times New Roman" w:hAnsi="Times New Roman" w:eastAsia="Times New Roman" w:cs="Times New Roman"/>
-        </w:rPr>
-        <w:t xml:space="preserve"> </w:t>
-      </w:r>
-      <w:r>
-        <w:rPr>
-          <w:rFonts w:hint="eastAsia" w:ascii="Times New Roman" w:hAnsi="Times New Roman" w:eastAsia="FangSong" w:cs="Times New Roman"/>
-        </w:rPr>
-        <w:t>柱内自下而上保持温度梯度</w:t>
-      </w:r>
-      <w:r>
-        <w:rPr>
-          <w:rFonts w:hint="eastAsia" w:ascii="Times New Roman" w:hAnsi="Times New Roman" w:eastAsia="Times New Roman" w:cs="Times New Roman"/>
-        </w:rPr>
-        <w:t>；(b)</w:t>
-      </w:r>
-      <w:r>
-        <w:rPr>
-          <w:rFonts w:ascii="Times New Roman" w:hAnsi="Times New Roman" w:eastAsia="Times New Roman" w:cs="Times New Roman"/>
-        </w:rPr>
-        <w:t xml:space="preserve"> </w:t>
-      </w:r>
-      <w:r>
-        <w:rPr>
-          <w:rFonts w:hint="eastAsia" w:ascii="Times New Roman" w:hAnsi="Times New Roman" w:eastAsia="FangSong" w:cs="Times New Roman"/>
-        </w:rPr>
-        <w:t>柱有足够的长度</w:t>
-      </w:r>
-      <w:r>
-        <w:rPr>
-          <w:rFonts w:hint="eastAsia" w:ascii="Times New Roman" w:hAnsi="Times New Roman" w:eastAsia="Times New Roman" w:cs="Times New Roman"/>
-        </w:rPr>
-        <w:t>；(c)</w:t>
-      </w:r>
-      <w:r>
-        <w:rPr>
-          <w:rFonts w:ascii="Times New Roman" w:hAnsi="Times New Roman" w:eastAsia="Times New Roman" w:cs="Times New Roman"/>
-        </w:rPr>
-        <w:t xml:space="preserve"> </w:t>
-      </w:r>
-      <w:r>
-        <w:rPr>
-          <w:rFonts w:hint="eastAsia" w:ascii="Times New Roman" w:hAnsi="Times New Roman" w:eastAsia="FangSong" w:cs="Times New Roman"/>
-        </w:rPr>
-        <w:t>各组分沸点必须有一定差距</w:t>
-      </w:r>
-      <w:r>
-        <w:rPr>
-          <w:rFonts w:hint="eastAsia" w:ascii="Times New Roman" w:hAnsi="Times New Roman" w:eastAsia="Times New Roman" w:cs="Times New Roman"/>
-        </w:rPr>
-        <w:t>；(d)</w:t>
-      </w:r>
-      <w:r>
-        <w:rPr>
-          <w:rFonts w:ascii="Times New Roman" w:hAnsi="Times New Roman" w:eastAsia="Times New Roman" w:cs="Times New Roman"/>
-        </w:rPr>
-        <w:t xml:space="preserve"> </w:t>
-      </w:r>
-      <w:r>
-        <w:rPr>
-          <w:rFonts w:hint="eastAsia" w:ascii="Times New Roman" w:hAnsi="Times New Roman" w:eastAsia="FangSong" w:cs="Times New Roman"/>
-        </w:rPr>
-        <w:t>柱中必须有冷凝水</w:t>
-      </w:r>
-      <w:r>
-        <w:rPr>
-          <w:rFonts w:hint="eastAsia" w:ascii="Times New Roman" w:hAnsi="Times New Roman" w:eastAsia="Times New Roman" w:cs="Times New Roman"/>
-        </w:rPr>
-        <w:t>；(e)</w:t>
-      </w:r>
-      <w:r>
-        <w:rPr>
-          <w:rFonts w:ascii="Times New Roman" w:hAnsi="Times New Roman" w:eastAsia="Times New Roman" w:cs="Times New Roman"/>
-        </w:rPr>
-        <w:t xml:space="preserve"> </w:t>
-      </w:r>
-      <w:r>
-        <w:rPr>
-          <w:rFonts w:hint="eastAsia" w:ascii="Times New Roman" w:hAnsi="Times New Roman" w:eastAsia="FangSong" w:cs="Times New Roman"/>
-        </w:rPr>
-        <w:t>混合蒸气进入柱后发生连续热交换</w:t>
-      </w:r>
-      <w:r>
-        <w:rPr>
-          <w:rFonts w:hint="eastAsia" w:ascii="Times New Roman" w:hAnsi="Times New Roman" w:eastAsia="Times New Roman" w:cs="Times New Roman"/>
-        </w:rPr>
-        <w:t>。</w:t>
-      </w:r>
-      <w:r>
-        <w:rPr>
-          <w:rFonts w:hint="eastAsia" w:ascii="Times New Roman" w:hAnsi="Times New Roman" w:eastAsia="FangSong" w:cs="Times New Roman"/>
-        </w:rPr>
-        <w:t>并对错误选项说明理由</w:t>
-      </w:r>
-      <w:r>
-        <w:rPr>
-          <w:rFonts w:hint="eastAsia" w:ascii="Times New Roman" w:hAnsi="Times New Roman" w:eastAsia="Times New Roman" w:cs="Times New Roman"/>
-        </w:rPr>
-        <w:t>。</w:t>
+        <w:t>]</w:t>
       </w:r>
     </w:p>
     <w:p>

--- a/06-学生侧材料/讲义/6-有机化学/有机分离与纯化-超级充实版（自学完整）.docx
+++ b/06-学生侧材料/讲义/6-有机化学/有机分离与纯化-超级充实版（自学完整）.docx
@@ -31977,6 +31977,511 @@
     </w:p>
     <w:p>
       <w:pPr>
+        <w:pStyle w:val="BodyText"/>
+      </w:pPr>
+      <w:r>
+        <w:rPr>
+          <w:rFonts w:ascii="Times New Roman" w:hAnsi="Times New Roman" w:eastAsia="Times New Roman" w:cs="Times New Roman"/>
+          <w:b/>
+          <w:bCs/>
+        </w:rPr>
+        <w:t xml:space="preserve">1.</w:t>
+      </w:r>
+      <w:r>
+        <w:rPr>
+          <w:rFonts w:ascii="Times New Roman" w:hAnsi="Times New Roman" w:eastAsia="Times New Roman" w:cs="Times New Roman"/>
+        </w:rPr>
+        <w:t xml:space="preserve"> </w:t>
+      </w:r>
+      <w:r>
+        <w:rPr>
+          <w:rFonts w:hint="eastAsia" w:ascii="Times New Roman" w:hAnsi="Times New Roman" w:eastAsia="FangSong" w:cs="Times New Roman"/>
+          <w:b/>
+          <w:bCs/>
+        </w:rPr>
+        <w:t xml:space="preserve">产物性质</w:t>
+      </w:r>
+      <w:r>
+        <w:rPr>
+          <w:rFonts w:hint="eastAsia" w:ascii="Times New Roman" w:hAnsi="Times New Roman" w:eastAsia="Times New Roman" w:cs="Times New Roman"/>
+        </w:rPr>
+        <w:t>——</w:t>
+      </w:r>
+      <w:r>
+        <w:rPr>
+          <w:rFonts w:hint="eastAsia" w:ascii="Times New Roman" w:hAnsi="Times New Roman" w:eastAsia="FangSong" w:cs="Times New Roman"/>
+        </w:rPr>
+        <w:t>易升华</w:t>
+      </w:r>
+      <w:r>
+        <w:rPr>
+          <w:rFonts w:hint="eastAsia" w:ascii="Times New Roman" w:hAnsi="Times New Roman" w:eastAsia="Times New Roman" w:cs="Times New Roman"/>
+        </w:rPr>
+        <w:t>（</w:t>
+      </w:r>
+      <w:r>
+        <w:rPr>
+          <w:rFonts w:hint="eastAsia" w:ascii="Times New Roman" w:hAnsi="Times New Roman" w:eastAsia="FangSong" w:cs="Times New Roman"/>
+        </w:rPr>
+        <w:t>如萘</w:t>
+      </w:r>
+      <w:r>
+        <w:rPr>
+          <w:rFonts w:hint="eastAsia" w:ascii="Times New Roman" w:hAnsi="Times New Roman" w:eastAsia="Times New Roman" w:cs="Times New Roman"/>
+        </w:rPr>
+        <w:t>、</w:t>
+      </w:r>
+      <w:r>
+        <w:rPr>
+          <w:rFonts w:hint="eastAsia" w:ascii="Times New Roman" w:hAnsi="Times New Roman" w:eastAsia="FangSong" w:cs="Times New Roman"/>
+        </w:rPr>
+        <w:t>苯甲酸</w:t>
+      </w:r>
+      <w:r>
+        <w:rPr>
+          <w:rFonts w:hint="eastAsia" w:ascii="Times New Roman" w:hAnsi="Times New Roman" w:eastAsia="Times New Roman" w:cs="Times New Roman"/>
+        </w:rPr>
+        <w:t>）</w:t>
+      </w:r>
+      <w:r>
+        <w:rPr>
+          <w:rFonts w:hint="eastAsia" w:ascii="Times New Roman" w:hAnsi="Times New Roman" w:eastAsia="FangSong" w:cs="Times New Roman"/>
+        </w:rPr>
+        <w:t>优先考虑升华</w:t>
+      </w:r>
+      <w:r>
+        <w:rPr>
+          <w:rFonts w:hint="eastAsia" w:ascii="Times New Roman" w:hAnsi="Times New Roman" w:eastAsia="Times New Roman" w:cs="Times New Roman"/>
+        </w:rPr>
+        <w:t>；</w:t>
+      </w:r>
+      <w:r>
+        <w:rPr>
+          <w:rFonts w:hint="eastAsia" w:ascii="Times New Roman" w:hAnsi="Times New Roman" w:eastAsia="FangSong" w:cs="Times New Roman"/>
+        </w:rPr>
+        <w:t>一般固体优先重结晶</w:t>
+      </w:r>
+      <w:r>
+        <w:rPr>
+          <w:rFonts w:hint="eastAsia" w:ascii="Times New Roman" w:hAnsi="Times New Roman" w:eastAsia="Times New Roman" w:cs="Times New Roman"/>
+        </w:rPr>
+        <w:t>；</w:t>
+      </w:r>
+      <w:r>
+        <w:rPr>
+          <w:rFonts w:hint="eastAsia" w:ascii="Times New Roman" w:hAnsi="Times New Roman" w:eastAsia="FangSong" w:cs="Times New Roman"/>
+        </w:rPr>
+        <w:t>只有在常规手段失效时才上柱色谱</w:t>
+      </w:r>
+      <w:r>
+        <w:rPr>
+          <w:rFonts w:hint="eastAsia" w:ascii="Times New Roman" w:hAnsi="Times New Roman" w:eastAsia="Times New Roman" w:cs="Times New Roman"/>
+        </w:rPr>
+        <w:t>。</w:t>
+      </w:r>
+      <w:r>
+        <w:rPr>
+          <w:rFonts w:ascii="Times New Roman" w:hAnsi="Times New Roman" w:eastAsia="Times New Roman" w:cs="Times New Roman"/>
+        </w:rPr>
+        <w:t xml:space="preserve"> </w:t>
+      </w:r>
+      <w:r>
+        <w:rPr>
+          <w:rFonts w:ascii="Times New Roman" w:hAnsi="Times New Roman" w:eastAsia="Times New Roman" w:cs="Times New Roman"/>
+          <w:b/>
+          <w:bCs/>
+        </w:rPr>
+        <w:t xml:space="preserve">2.</w:t>
+      </w:r>
+      <w:r>
+        <w:rPr>
+          <w:rFonts w:ascii="Times New Roman" w:hAnsi="Times New Roman" w:eastAsia="Times New Roman" w:cs="Times New Roman"/>
+        </w:rPr>
+        <w:t xml:space="preserve"> </w:t>
+      </w:r>
+      <w:r>
+        <w:rPr>
+          <w:rFonts w:hint="eastAsia" w:ascii="Times New Roman" w:hAnsi="Times New Roman" w:eastAsia="FangSong" w:cs="Times New Roman"/>
+          <w:b/>
+          <w:bCs/>
+        </w:rPr>
+        <w:t xml:space="preserve">杂质性质</w:t>
+      </w:r>
+      <w:r>
+        <w:rPr>
+          <w:rFonts w:hint="eastAsia" w:ascii="Times New Roman" w:hAnsi="Times New Roman" w:eastAsia="Times New Roman" w:cs="Times New Roman"/>
+        </w:rPr>
+        <w:t>——</w:t>
+      </w:r>
+      <w:r>
+        <w:rPr>
+          <w:rFonts w:hint="eastAsia" w:ascii="Times New Roman" w:hAnsi="Times New Roman" w:eastAsia="FangSong" w:cs="Times New Roman"/>
+        </w:rPr>
+        <w:t>杂质完全不挥发</w:t>
+      </w:r>
+      <w:r>
+        <w:rPr>
+          <w:rFonts w:ascii="Times New Roman" w:hAnsi="Times New Roman" w:eastAsia="Times New Roman" w:cs="Times New Roman"/>
+        </w:rPr>
+        <w:t xml:space="preserve"> → </w:t>
+      </w:r>
+      <w:r>
+        <w:rPr>
+          <w:rFonts w:hint="eastAsia" w:ascii="Times New Roman" w:hAnsi="Times New Roman" w:eastAsia="FangSong" w:cs="Times New Roman"/>
+        </w:rPr>
+        <w:t>升华</w:t>
+      </w:r>
+      <w:r>
+        <w:rPr>
+          <w:rFonts w:hint="eastAsia" w:ascii="Times New Roman" w:hAnsi="Times New Roman" w:eastAsia="Times New Roman" w:cs="Times New Roman"/>
+        </w:rPr>
+        <w:t>；</w:t>
+      </w:r>
+      <w:r>
+        <w:rPr>
+          <w:rFonts w:hint="eastAsia" w:ascii="Times New Roman" w:hAnsi="Times New Roman" w:eastAsia="FangSong" w:cs="Times New Roman"/>
+        </w:rPr>
+        <w:t>杂质与产物溶解度差异明显</w:t>
+      </w:r>
+      <w:r>
+        <w:rPr>
+          <w:rFonts w:ascii="Times New Roman" w:hAnsi="Times New Roman" w:eastAsia="Times New Roman" w:cs="Times New Roman"/>
+        </w:rPr>
+        <w:t xml:space="preserve"> → </w:t>
+      </w:r>
+      <w:r>
+        <w:rPr>
+          <w:rFonts w:hint="eastAsia" w:ascii="Times New Roman" w:hAnsi="Times New Roman" w:eastAsia="FangSong" w:cs="Times New Roman"/>
+        </w:rPr>
+        <w:t>重结晶</w:t>
+      </w:r>
+      <w:r>
+        <w:rPr>
+          <w:rFonts w:hint="eastAsia" w:ascii="Times New Roman" w:hAnsi="Times New Roman" w:eastAsia="Times New Roman" w:cs="Times New Roman"/>
+        </w:rPr>
+        <w:t>；</w:t>
+      </w:r>
+      <w:r>
+        <w:rPr>
+          <w:rFonts w:hint="eastAsia" w:ascii="Times New Roman" w:hAnsi="Times New Roman" w:eastAsia="FangSong" w:cs="Times New Roman"/>
+        </w:rPr>
+        <w:t>杂质与产物性质相近</w:t>
+      </w:r>
+      <w:r>
+        <w:rPr>
+          <w:rFonts w:hint="eastAsia" w:ascii="Times New Roman" w:hAnsi="Times New Roman" w:eastAsia="Times New Roman" w:cs="Times New Roman"/>
+        </w:rPr>
+        <w:t>（</w:t>
+      </w:r>
+      <w:r>
+        <w:rPr>
+          <w:rFonts w:hint="eastAsia" w:ascii="Times New Roman" w:hAnsi="Times New Roman" w:eastAsia="FangSong" w:cs="Times New Roman"/>
+        </w:rPr>
+        <w:t>如异构体</w:t>
+      </w:r>
+      <w:r>
+        <w:rPr>
+          <w:rFonts w:hint="eastAsia" w:ascii="Times New Roman" w:hAnsi="Times New Roman" w:eastAsia="Times New Roman" w:cs="Times New Roman"/>
+        </w:rPr>
+        <w:t>）→</w:t>
+      </w:r>
+      <w:r>
+        <w:rPr>
+          <w:rFonts w:ascii="Times New Roman" w:hAnsi="Times New Roman" w:eastAsia="Times New Roman" w:cs="Times New Roman"/>
+        </w:rPr>
+        <w:t xml:space="preserve"> </w:t>
+      </w:r>
+      <w:r>
+        <w:rPr>
+          <w:rFonts w:hint="eastAsia" w:ascii="Times New Roman" w:hAnsi="Times New Roman" w:eastAsia="FangSong" w:cs="Times New Roman"/>
+        </w:rPr>
+        <w:t>柱色谱</w:t>
+      </w:r>
+      <w:r>
+        <w:rPr>
+          <w:rFonts w:hint="eastAsia" w:ascii="Times New Roman" w:hAnsi="Times New Roman" w:eastAsia="Times New Roman" w:cs="Times New Roman"/>
+        </w:rPr>
+        <w:t>。</w:t>
+      </w:r>
+      <w:r>
+        <w:rPr>
+          <w:rFonts w:ascii="Times New Roman" w:hAnsi="Times New Roman" w:eastAsia="Times New Roman" w:cs="Times New Roman"/>
+        </w:rPr>
+        <w:t xml:space="preserve"> </w:t>
+      </w:r>
+      <w:r>
+        <w:rPr>
+          <w:rFonts w:ascii="Times New Roman" w:hAnsi="Times New Roman" w:eastAsia="Times New Roman" w:cs="Times New Roman"/>
+          <w:b/>
+          <w:bCs/>
+        </w:rPr>
+        <w:t xml:space="preserve">3.</w:t>
+      </w:r>
+      <w:r>
+        <w:rPr>
+          <w:rFonts w:ascii="Times New Roman" w:hAnsi="Times New Roman" w:eastAsia="Times New Roman" w:cs="Times New Roman"/>
+        </w:rPr>
+        <w:t xml:space="preserve"> </w:t>
+      </w:r>
+      <w:r>
+        <w:rPr>
+          <w:rFonts w:hint="eastAsia" w:ascii="Times New Roman" w:hAnsi="Times New Roman" w:eastAsia="FangSong" w:cs="Times New Roman"/>
+          <w:b/>
+          <w:bCs/>
+        </w:rPr>
+        <w:t xml:space="preserve">收率要求</w:t>
+      </w:r>
+      <w:r>
+        <w:rPr>
+          <w:rFonts w:hint="eastAsia" w:ascii="Times New Roman" w:hAnsi="Times New Roman" w:eastAsia="Times New Roman" w:cs="Times New Roman"/>
+        </w:rPr>
+        <w:t>——</w:t>
+      </w:r>
+      <w:r>
+        <w:rPr>
+          <w:rFonts w:hint="eastAsia" w:ascii="Times New Roman" w:hAnsi="Times New Roman" w:eastAsia="FangSong" w:cs="Times New Roman"/>
+        </w:rPr>
+        <w:t>对收率敏感时优先重结晶</w:t>
+      </w:r>
+      <w:r>
+        <w:rPr>
+          <w:rFonts w:hint="eastAsia" w:ascii="Times New Roman" w:hAnsi="Times New Roman" w:eastAsia="Times New Roman" w:cs="Times New Roman"/>
+        </w:rPr>
+        <w:t>；</w:t>
+      </w:r>
+      <w:r>
+        <w:rPr>
+          <w:rFonts w:hint="eastAsia" w:ascii="Times New Roman" w:hAnsi="Times New Roman" w:eastAsia="FangSong" w:cs="Times New Roman"/>
+        </w:rPr>
+        <w:t>升华与柱色谱通常损失较大</w:t>
+      </w:r>
+      <w:r>
+        <w:rPr>
+          <w:rFonts w:hint="eastAsia" w:ascii="Times New Roman" w:hAnsi="Times New Roman" w:eastAsia="Times New Roman" w:cs="Times New Roman"/>
+        </w:rPr>
+        <w:t>。</w:t>
+      </w:r>
+      <w:r>
+        <w:rPr>
+          <w:rFonts w:ascii="Times New Roman" w:hAnsi="Times New Roman" w:eastAsia="Times New Roman" w:cs="Times New Roman"/>
+        </w:rPr>
+        <w:t xml:space="preserve"> </w:t>
+      </w:r>
+      <w:r>
+        <w:rPr>
+          <w:rFonts w:ascii="Times New Roman" w:hAnsi="Times New Roman" w:eastAsia="Times New Roman" w:cs="Times New Roman"/>
+          <w:b/>
+          <w:bCs/>
+        </w:rPr>
+        <w:t xml:space="preserve">4.</w:t>
+      </w:r>
+      <w:r>
+        <w:rPr>
+          <w:rFonts w:ascii="Times New Roman" w:hAnsi="Times New Roman" w:eastAsia="Times New Roman" w:cs="Times New Roman"/>
+        </w:rPr>
+        <w:t xml:space="preserve"> </w:t>
+      </w:r>
+      <w:r>
+        <w:rPr>
+          <w:rFonts w:hint="eastAsia" w:ascii="Times New Roman" w:hAnsi="Times New Roman" w:eastAsia="FangSong" w:cs="Times New Roman"/>
+          <w:b/>
+          <w:bCs/>
+        </w:rPr>
+        <w:t xml:space="preserve">纯度要求</w:t>
+      </w:r>
+      <w:r>
+        <w:rPr>
+          <w:rFonts w:hint="eastAsia" w:ascii="Times New Roman" w:hAnsi="Times New Roman" w:eastAsia="Times New Roman" w:cs="Times New Roman"/>
+        </w:rPr>
+        <w:t>——</w:t>
+      </w:r>
+      <w:r>
+        <w:rPr>
+          <w:rFonts w:hint="eastAsia" w:ascii="Times New Roman" w:hAnsi="Times New Roman" w:eastAsia="FangSong" w:cs="Times New Roman"/>
+        </w:rPr>
+        <w:t>要求极高纯度时</w:t>
+      </w:r>
+      <w:r>
+        <w:rPr>
+          <w:rFonts w:hint="eastAsia" w:ascii="Times New Roman" w:hAnsi="Times New Roman" w:eastAsia="Times New Roman" w:cs="Times New Roman"/>
+        </w:rPr>
+        <w:t>，</w:t>
+      </w:r>
+      <w:r>
+        <w:rPr>
+          <w:rFonts w:hint="eastAsia" w:ascii="Times New Roman" w:hAnsi="Times New Roman" w:eastAsia="FangSong" w:cs="Times New Roman"/>
+        </w:rPr>
+        <w:t>可先重结晶再做升华</w:t>
+      </w:r>
+      <w:r>
+        <w:rPr>
+          <w:rFonts w:hint="eastAsia" w:ascii="Times New Roman" w:hAnsi="Times New Roman" w:eastAsia="Times New Roman" w:cs="Times New Roman"/>
+        </w:rPr>
+        <w:t>，</w:t>
+      </w:r>
+      <w:r>
+        <w:rPr>
+          <w:rFonts w:hint="eastAsia" w:ascii="Times New Roman" w:hAnsi="Times New Roman" w:eastAsia="FangSong" w:cs="Times New Roman"/>
+        </w:rPr>
+        <w:t>或用柱色谱精制</w:t>
+      </w:r>
+      <w:r>
+        <w:rPr>
+          <w:rFonts w:hint="eastAsia" w:ascii="Times New Roman" w:hAnsi="Times New Roman" w:eastAsia="Times New Roman" w:cs="Times New Roman"/>
+        </w:rPr>
+        <w:t>。</w:t>
+      </w:r>
+    </w:p>
+    <w:p>
+      <w:pPr>
+        <w:pStyle w:val="BodyText"/>
+      </w:pPr>
+      <w:r>
+        <w:rPr>
+          <w:rFonts w:hint="eastAsia" w:ascii="Times New Roman" w:hAnsi="Times New Roman" w:eastAsia="FangSong" w:cs="Times New Roman"/>
+        </w:rPr>
+        <w:t>综合来看</w:t>
+      </w:r>
+      <w:r>
+        <w:rPr>
+          <w:rFonts w:hint="eastAsia" w:ascii="Times New Roman" w:hAnsi="Times New Roman" w:eastAsia="Times New Roman" w:cs="Times New Roman"/>
+        </w:rPr>
+        <w:t>，</w:t>
+      </w:r>
+      <w:r>
+        <w:rPr>
+          <w:rFonts w:hint="eastAsia" w:ascii="Times New Roman" w:hAnsi="Times New Roman" w:eastAsia="FangSong" w:cs="Times New Roman"/>
+          <w:b/>
+          <w:bCs/>
+        </w:rPr>
+        <w:t>决策顺序通常是</w:t>
+      </w:r>
+      <w:r>
+        <w:rPr>
+          <w:rFonts w:hint="eastAsia" w:ascii="Times New Roman" w:hAnsi="Times New Roman" w:eastAsia="Times New Roman" w:cs="Times New Roman"/>
+          <w:b/>
+          <w:bCs/>
+        </w:rPr>
+        <w:t>：</w:t>
+      </w:r>
+      <w:r>
+        <w:rPr>
+          <w:rFonts w:hint="eastAsia" w:ascii="Times New Roman" w:hAnsi="Times New Roman" w:eastAsia="FangSong" w:cs="Times New Roman"/>
+          <w:b/>
+          <w:bCs/>
+        </w:rPr>
+        <w:t>先试重结晶</w:t>
+      </w:r>
+      <w:r>
+        <w:rPr>
+          <w:rFonts w:hint="eastAsia" w:ascii="Times New Roman" w:hAnsi="Times New Roman" w:eastAsia="Times New Roman" w:cs="Times New Roman"/>
+          <w:b/>
+          <w:bCs/>
+        </w:rPr>
+        <w:t>，</w:t>
+      </w:r>
+      <w:r>
+        <w:rPr>
+          <w:rFonts w:hint="eastAsia" w:ascii="Times New Roman" w:hAnsi="Times New Roman" w:eastAsia="FangSong" w:cs="Times New Roman"/>
+          <w:b/>
+          <w:bCs/>
+        </w:rPr>
+        <w:t>不行再考虑升华</w:t>
+      </w:r>
+      <w:r>
+        <w:rPr>
+          <w:rFonts w:hint="eastAsia" w:ascii="Times New Roman" w:hAnsi="Times New Roman" w:eastAsia="Times New Roman" w:cs="Times New Roman"/>
+          <w:b/>
+          <w:bCs/>
+        </w:rPr>
+        <w:t>；</w:t>
+      </w:r>
+      <w:r>
+        <w:rPr>
+          <w:rFonts w:hint="eastAsia" w:ascii="Times New Roman" w:hAnsi="Times New Roman" w:eastAsia="FangSong" w:cs="Times New Roman"/>
+          <w:b/>
+          <w:bCs/>
+        </w:rPr>
+        <w:t>两者都不奏效</w:t>
+      </w:r>
+      <w:r>
+        <w:rPr>
+          <w:rFonts w:hint="eastAsia" w:ascii="Times New Roman" w:hAnsi="Times New Roman" w:eastAsia="Times New Roman" w:cs="Times New Roman"/>
+          <w:b/>
+          <w:bCs/>
+        </w:rPr>
+        <w:t>（</w:t>
+      </w:r>
+      <w:r>
+        <w:rPr>
+          <w:rFonts w:hint="eastAsia" w:ascii="Times New Roman" w:hAnsi="Times New Roman" w:eastAsia="FangSong" w:cs="Times New Roman"/>
+          <w:b/>
+          <w:bCs/>
+        </w:rPr>
+        <w:t>如异构体分离</w:t>
+      </w:r>
+      <w:r>
+        <w:rPr>
+          <w:rFonts w:hint="eastAsia" w:ascii="Times New Roman" w:hAnsi="Times New Roman" w:eastAsia="Times New Roman" w:cs="Times New Roman"/>
+          <w:b/>
+          <w:bCs/>
+        </w:rPr>
+        <w:t>）</w:t>
+      </w:r>
+      <w:r>
+        <w:rPr>
+          <w:rFonts w:hint="eastAsia" w:ascii="Times New Roman" w:hAnsi="Times New Roman" w:eastAsia="FangSong" w:cs="Times New Roman"/>
+          <w:b/>
+          <w:bCs/>
+        </w:rPr>
+        <w:t>才使用柱色谱</w:t>
+      </w:r>
+      <w:r>
+        <w:rPr>
+          <w:rFonts w:ascii="Times New Roman" w:hAnsi="Times New Roman" w:eastAsia="Times New Roman" w:cs="Times New Roman"/>
+        </w:rPr>
+        <w:t xml:space="preserve">。</w:t>
+      </w:r>
+    </w:p>
+    <w:p>
+      <w:pPr>
+        <w:spacing w:before="160" w:after="80"/>
+      </w:pPr>
+      <w:r>
+        <w:pict>
+          <v:rect style="width:0;height:1.5pt" o:hralign="center" o:hrstd="t" o:hr="t"/>
+        </w:pict>
+      </w:r>
+    </w:p>
+    <w:bookmarkEnd w:id="62"/>
+    <w:bookmarkEnd w:id="63"/>
+    <w:bookmarkStart w:id="64" w:name="附延伸阅读"/>
+    <w:p>
+      <w:pPr>
+        <w:pStyle w:val="Heading2"/>
+        <w:spacing w:before="280" w:after="120"/>
+      </w:pPr>
+      <w:r>
+        <w:rPr>
+          <w:rFonts w:hint="eastAsia" w:ascii="Times New Roman" w:hAnsi="Times New Roman" w:eastAsia="SimHei" w:cs="Times New Roman"/>
+        </w:rPr>
+        <w:t>附</w:t>
+      </w:r>
+      <w:r>
+        <w:rPr>
+          <w:rFonts w:hint="eastAsia" w:ascii="Times New Roman" w:hAnsi="Times New Roman" w:eastAsia="Times New Roman" w:cs="Times New Roman"/>
+        </w:rPr>
+        <w:t>：</w:t>
+      </w:r>
+      <w:r>
+        <w:rPr>
+          <w:rFonts w:hint="eastAsia" w:ascii="Times New Roman" w:hAnsi="Times New Roman" w:eastAsia="SimHei" w:cs="Times New Roman"/>
+        </w:rPr>
+        <w:t>延伸阅读</w:t>
+      </w:r>
+    </w:p>
+    <w:p>
+      <w:pPr>
         <w:pStyle w:val="Compact"/>
         <w:numPr>
           <w:ilvl w:val="0"/>
@@ -31986,88 +32491,32 @@
       <w:r>
         <w:rPr>
           <w:rFonts w:hint="eastAsia" w:ascii="Times New Roman" w:hAnsi="Times New Roman" w:eastAsia="FangSong" w:cs="Times New Roman"/>
-          <w:b/>
-          <w:bCs/>
-        </w:rPr>
-        <w:t xml:space="preserve">产物性质</w:t>
-      </w:r>
-      <w:r>
-        <w:rPr>
-          <w:rFonts w:hint="eastAsia" w:ascii="Times New Roman" w:hAnsi="Times New Roman" w:eastAsia="Times New Roman" w:cs="Times New Roman"/>
-        </w:rPr>
-        <w:t>——</w:t>
-      </w:r>
-      <w:r>
-        <w:rPr>
-          <w:rFonts w:hint="eastAsia" w:ascii="Times New Roman" w:hAnsi="Times New Roman" w:eastAsia="FangSong" w:cs="Times New Roman"/>
-        </w:rPr>
-        <w:t>易升华</w:t>
-      </w:r>
-      <w:r>
-        <w:rPr>
-          <w:rFonts w:hint="eastAsia" w:ascii="Times New Roman" w:hAnsi="Times New Roman" w:eastAsia="Times New Roman" w:cs="Times New Roman"/>
-        </w:rPr>
-        <w:t>（</w:t>
-      </w:r>
-      <w:r>
-        <w:rPr>
-          <w:rFonts w:hint="eastAsia" w:ascii="Times New Roman" w:hAnsi="Times New Roman" w:eastAsia="FangSong" w:cs="Times New Roman"/>
-        </w:rPr>
-        <w:t>如萘</w:t>
-      </w:r>
-      <w:r>
-        <w:rPr>
-          <w:rFonts w:hint="eastAsia" w:ascii="Times New Roman" w:hAnsi="Times New Roman" w:eastAsia="Times New Roman" w:cs="Times New Roman"/>
-        </w:rPr>
-        <w:t>、</w:t>
-      </w:r>
-      <w:r>
-        <w:rPr>
-          <w:rFonts w:hint="eastAsia" w:ascii="Times New Roman" w:hAnsi="Times New Roman" w:eastAsia="FangSong" w:cs="Times New Roman"/>
-        </w:rPr>
-        <w:t>苯甲酸</w:t>
-      </w:r>
-      <w:r>
-        <w:rPr>
-          <w:rFonts w:hint="eastAsia" w:ascii="Times New Roman" w:hAnsi="Times New Roman" w:eastAsia="Times New Roman" w:cs="Times New Roman"/>
-        </w:rPr>
-        <w:t>）</w:t>
-      </w:r>
-      <w:r>
-        <w:rPr>
-          <w:rFonts w:hint="eastAsia" w:ascii="Times New Roman" w:hAnsi="Times New Roman" w:eastAsia="FangSong" w:cs="Times New Roman"/>
-        </w:rPr>
-        <w:t>优先考虑升华</w:t>
-      </w:r>
-      <w:r>
-        <w:rPr>
-          <w:rFonts w:hint="eastAsia" w:ascii="Times New Roman" w:hAnsi="Times New Roman" w:eastAsia="Times New Roman" w:cs="Times New Roman"/>
-        </w:rPr>
-        <w:t>；</w:t>
-      </w:r>
-      <w:r>
-        <w:rPr>
-          <w:rFonts w:hint="eastAsia" w:ascii="Times New Roman" w:hAnsi="Times New Roman" w:eastAsia="FangSong" w:cs="Times New Roman"/>
-        </w:rPr>
-        <w:t>一般固体优先重结晶</w:t>
-      </w:r>
-      <w:r>
-        <w:rPr>
-          <w:rFonts w:hint="eastAsia" w:ascii="Times New Roman" w:hAnsi="Times New Roman" w:eastAsia="Times New Roman" w:cs="Times New Roman"/>
-        </w:rPr>
-        <w:t>；</w:t>
-      </w:r>
-      <w:r>
-        <w:rPr>
-          <w:rFonts w:hint="eastAsia" w:ascii="Times New Roman" w:hAnsi="Times New Roman" w:eastAsia="FangSong" w:cs="Times New Roman"/>
-        </w:rPr>
-        <w:t>只有在常规手段失效时才上柱色谱</w:t>
-      </w:r>
-      <w:r>
-        <w:rPr>
-          <w:rFonts w:hint="eastAsia" w:ascii="Times New Roman" w:hAnsi="Times New Roman" w:eastAsia="Times New Roman" w:cs="Times New Roman"/>
-        </w:rPr>
-        <w:t>。</w:t>
+        </w:rPr>
+        <w:t xml:space="preserve">化学实验操作与仪器</w:t>
+      </w:r>
+      <w:r>
+        <w:rPr>
+          <w:rFonts w:ascii="Times New Roman" w:hAnsi="Times New Roman" w:eastAsia="Times New Roman" w:cs="Times New Roman"/>
+        </w:rPr>
+        <w:t xml:space="preserve"> — </w:t>
+      </w:r>
+      <w:r>
+        <w:rPr>
+          <w:rFonts w:hint="eastAsia" w:ascii="Times New Roman" w:hAnsi="Times New Roman" w:eastAsia="FangSong" w:cs="Times New Roman"/>
+        </w:rPr>
+        <w:t xml:space="preserve">分离提纯</w:t>
+      </w:r>
+      <w:r>
+        <w:rPr>
+          <w:rFonts w:ascii="Times New Roman" w:hAnsi="Times New Roman" w:eastAsia="Times New Roman" w:cs="Times New Roman"/>
+        </w:rPr>
+        <w:t xml:space="preserve"> 7 </w:t>
+      </w:r>
+      <w:r>
+        <w:rPr>
+          <w:rFonts w:hint="eastAsia" w:ascii="Times New Roman" w:hAnsi="Times New Roman" w:eastAsia="FangSong" w:cs="Times New Roman"/>
+        </w:rPr>
+        <w:t xml:space="preserve">法与基本操作总汇</w:t>
       </w:r>
     </w:p>
     <w:p>
@@ -32081,106 +32530,32 @@
       <w:r>
         <w:rPr>
           <w:rFonts w:hint="eastAsia" w:ascii="Times New Roman" w:hAnsi="Times New Roman" w:eastAsia="FangSong" w:cs="Times New Roman"/>
-          <w:b/>
-          <w:bCs/>
-        </w:rPr>
-        <w:t xml:space="preserve">杂质性质</w:t>
-      </w:r>
-      <w:r>
-        <w:rPr>
-          <w:rFonts w:hint="eastAsia" w:ascii="Times New Roman" w:hAnsi="Times New Roman" w:eastAsia="Times New Roman" w:cs="Times New Roman"/>
-        </w:rPr>
-        <w:t>——</w:t>
-      </w:r>
-      <w:r>
-        <w:rPr>
-          <w:rFonts w:hint="eastAsia" w:ascii="Times New Roman" w:hAnsi="Times New Roman" w:eastAsia="FangSong" w:cs="Times New Roman"/>
-        </w:rPr>
-        <w:t>杂质完全不挥发</w:t>
-      </w:r>
-      <w:r>
-        <w:rPr>
-          <w:rFonts w:ascii="Times New Roman" w:hAnsi="Times New Roman" w:eastAsia="Times New Roman" w:cs="Times New Roman"/>
-        </w:rPr>
-        <w:t xml:space="preserve"> → </w:t>
-      </w:r>
-      <w:r>
-        <w:rPr>
-          <w:rFonts w:hint="eastAsia" w:ascii="Times New Roman" w:hAnsi="Times New Roman" w:eastAsia="FangSong" w:cs="Times New Roman"/>
-        </w:rPr>
-        <w:t>升华</w:t>
-      </w:r>
-      <w:r>
-        <w:rPr>
-          <w:rFonts w:hint="eastAsia" w:ascii="Times New Roman" w:hAnsi="Times New Roman" w:eastAsia="Times New Roman" w:cs="Times New Roman"/>
-        </w:rPr>
-        <w:t>；</w:t>
-      </w:r>
-      <w:r>
-        <w:rPr>
-          <w:rFonts w:hint="eastAsia" w:ascii="Times New Roman" w:hAnsi="Times New Roman" w:eastAsia="FangSong" w:cs="Times New Roman"/>
-        </w:rPr>
-        <w:t>杂质与产物溶解度差异明显</w:t>
-      </w:r>
-      <w:r>
-        <w:rPr>
-          <w:rFonts w:ascii="Times New Roman" w:hAnsi="Times New Roman" w:eastAsia="Times New Roman" w:cs="Times New Roman"/>
-        </w:rPr>
-        <w:t xml:space="preserve"> → </w:t>
-      </w:r>
-      <w:r>
-        <w:rPr>
-          <w:rFonts w:hint="eastAsia" w:ascii="Times New Roman" w:hAnsi="Times New Roman" w:eastAsia="FangSong" w:cs="Times New Roman"/>
-        </w:rPr>
-        <w:t>重结晶</w:t>
-      </w:r>
-      <w:r>
-        <w:rPr>
-          <w:rFonts w:hint="eastAsia" w:ascii="Times New Roman" w:hAnsi="Times New Roman" w:eastAsia="Times New Roman" w:cs="Times New Roman"/>
-        </w:rPr>
-        <w:t>；</w:t>
-      </w:r>
-      <w:r>
-        <w:rPr>
-          <w:rFonts w:hint="eastAsia" w:ascii="Times New Roman" w:hAnsi="Times New Roman" w:eastAsia="FangSong" w:cs="Times New Roman"/>
-        </w:rPr>
-        <w:t>杂质与产物性质相近</w:t>
-      </w:r>
-      <w:r>
-        <w:rPr>
-          <w:rFonts w:hint="eastAsia" w:ascii="Times New Roman" w:hAnsi="Times New Roman" w:eastAsia="Times New Roman" w:cs="Times New Roman"/>
-        </w:rPr>
-        <w:t>（</w:t>
-      </w:r>
-      <w:r>
-        <w:rPr>
-          <w:rFonts w:hint="eastAsia" w:ascii="Times New Roman" w:hAnsi="Times New Roman" w:eastAsia="FangSong" w:cs="Times New Roman"/>
-        </w:rPr>
-        <w:t>如异构体</w:t>
-      </w:r>
-      <w:r>
-        <w:rPr>
-          <w:rFonts w:hint="eastAsia" w:ascii="Times New Roman" w:hAnsi="Times New Roman" w:eastAsia="Times New Roman" w:cs="Times New Roman"/>
-        </w:rPr>
-        <w:t>）→</w:t>
-      </w:r>
-      <w:r>
-        <w:rPr>
-          <w:rFonts w:ascii="Times New Roman" w:hAnsi="Times New Roman" w:eastAsia="Times New Roman" w:cs="Times New Roman"/>
-        </w:rPr>
-        <w:t xml:space="preserve"> </w:t>
-      </w:r>
-      <w:r>
-        <w:rPr>
-          <w:rFonts w:hint="eastAsia" w:ascii="Times New Roman" w:hAnsi="Times New Roman" w:eastAsia="FangSong" w:cs="Times New Roman"/>
-        </w:rPr>
-        <w:t>柱色谱</w:t>
-      </w:r>
-      <w:r>
-        <w:rPr>
-          <w:rFonts w:hint="eastAsia" w:ascii="Times New Roman" w:hAnsi="Times New Roman" w:eastAsia="Times New Roman" w:cs="Times New Roman"/>
-        </w:rPr>
-        <w:t>。</w:t>
+        </w:rPr>
+        <w:t xml:space="preserve">萃取</w:t>
+      </w:r>
+      <w:r>
+        <w:rPr>
+          <w:rFonts w:ascii="Times New Roman" w:hAnsi="Times New Roman" w:eastAsia="Times New Roman" w:cs="Times New Roman"/>
+        </w:rPr>
+        <w:t xml:space="preserve"> — </w:t>
+      </w:r>
+      <w:r>
+        <w:rPr>
+          <w:rFonts w:hint="eastAsia" w:ascii="Times New Roman" w:hAnsi="Times New Roman" w:eastAsia="FangSong" w:cs="Times New Roman"/>
+        </w:rPr>
+        <w:t>分配定律</w:t>
+      </w:r>
+      <w:r>
+        <w:rPr>
+          <w:rFonts w:hint="eastAsia" w:ascii="Times New Roman" w:hAnsi="Times New Roman" w:eastAsia="Times New Roman" w:cs="Times New Roman"/>
+        </w:rPr>
+        <w:t>、</w:t>
+      </w:r>
+      <w:r>
+        <w:rPr>
+          <w:rFonts w:hint="eastAsia" w:ascii="Times New Roman" w:hAnsi="Times New Roman" w:eastAsia="FangSong" w:cs="Times New Roman"/>
+        </w:rPr>
+        <w:t>多次萃取推导与螯合物萃取体系</w:t>
       </w:r>
     </w:p>
     <w:p>
@@ -32194,40 +32569,32 @@
       <w:r>
         <w:rPr>
           <w:rFonts w:hint="eastAsia" w:ascii="Times New Roman" w:hAnsi="Times New Roman" w:eastAsia="FangSong" w:cs="Times New Roman"/>
-          <w:b/>
-          <w:bCs/>
-        </w:rPr>
-        <w:t xml:space="preserve">收率要求</w:t>
-      </w:r>
-      <w:r>
-        <w:rPr>
-          <w:rFonts w:hint="eastAsia" w:ascii="Times New Roman" w:hAnsi="Times New Roman" w:eastAsia="Times New Roman" w:cs="Times New Roman"/>
-        </w:rPr>
-        <w:t>——</w:t>
-      </w:r>
-      <w:r>
-        <w:rPr>
-          <w:rFonts w:hint="eastAsia" w:ascii="Times New Roman" w:hAnsi="Times New Roman" w:eastAsia="FangSong" w:cs="Times New Roman"/>
-        </w:rPr>
-        <w:t>对收率敏感时优先重结晶</w:t>
-      </w:r>
-      <w:r>
-        <w:rPr>
-          <w:rFonts w:hint="eastAsia" w:ascii="Times New Roman" w:hAnsi="Times New Roman" w:eastAsia="Times New Roman" w:cs="Times New Roman"/>
-        </w:rPr>
-        <w:t>；</w:t>
-      </w:r>
-      <w:r>
-        <w:rPr>
-          <w:rFonts w:hint="eastAsia" w:ascii="Times New Roman" w:hAnsi="Times New Roman" w:eastAsia="FangSong" w:cs="Times New Roman"/>
-        </w:rPr>
-        <w:t>升华与柱色谱通常损失较大</w:t>
-      </w:r>
-      <w:r>
-        <w:rPr>
-          <w:rFonts w:hint="eastAsia" w:ascii="Times New Roman" w:hAnsi="Times New Roman" w:eastAsia="Times New Roman" w:cs="Times New Roman"/>
-        </w:rPr>
-        <w:t>。</w:t>
+        </w:rPr>
+        <w:t xml:space="preserve">有机酸碱性</w:t>
+      </w:r>
+      <w:r>
+        <w:rPr>
+          <w:rFonts w:ascii="Times New Roman" w:hAnsi="Times New Roman" w:eastAsia="Times New Roman" w:cs="Times New Roman"/>
+        </w:rPr>
+        <w:t xml:space="preserve"> — </w:t>
+      </w:r>
+      <w:r>
+        <w:rPr>
+          <w:rFonts w:hint="eastAsia" w:ascii="Times New Roman" w:hAnsi="Times New Roman" w:eastAsia="FangSong" w:cs="Times New Roman"/>
+        </w:rPr>
+        <w:t xml:space="preserve">酸碱萃取分离的</w:t>
+      </w:r>
+      <w:r>
+        <w:rPr>
+          <w:rFonts w:ascii="Times New Roman" w:hAnsi="Times New Roman" w:eastAsia="Times New Roman" w:cs="Times New Roman"/>
+        </w:rPr>
+        <w:t xml:space="preserve"> pKa </w:t>
+      </w:r>
+      <w:r>
+        <w:rPr>
+          <w:rFonts w:hint="eastAsia" w:ascii="Times New Roman" w:hAnsi="Times New Roman" w:eastAsia="FangSong" w:cs="Times New Roman"/>
+        </w:rPr>
+        <w:t xml:space="preserve">判据</w:t>
       </w:r>
     </w:p>
     <w:p>
@@ -32241,200 +32608,44 @@
       <w:r>
         <w:rPr>
           <w:rFonts w:hint="eastAsia" w:ascii="Times New Roman" w:hAnsi="Times New Roman" w:eastAsia="FangSong" w:cs="Times New Roman"/>
-          <w:b/>
-          <w:bCs/>
-        </w:rPr>
-        <w:t xml:space="preserve">纯度要求</w:t>
-      </w:r>
-      <w:r>
-        <w:rPr>
-          <w:rFonts w:hint="eastAsia" w:ascii="Times New Roman" w:hAnsi="Times New Roman" w:eastAsia="Times New Roman" w:cs="Times New Roman"/>
-        </w:rPr>
-        <w:t>——</w:t>
-      </w:r>
-      <w:r>
-        <w:rPr>
-          <w:rFonts w:hint="eastAsia" w:ascii="Times New Roman" w:hAnsi="Times New Roman" w:eastAsia="FangSong" w:cs="Times New Roman"/>
-        </w:rPr>
-        <w:t>要求极高纯度时</w:t>
-      </w:r>
-      <w:r>
-        <w:rPr>
-          <w:rFonts w:hint="eastAsia" w:ascii="Times New Roman" w:hAnsi="Times New Roman" w:eastAsia="Times New Roman" w:cs="Times New Roman"/>
-        </w:rPr>
-        <w:t>，</w:t>
-      </w:r>
-      <w:r>
-        <w:rPr>
-          <w:rFonts w:hint="eastAsia" w:ascii="Times New Roman" w:hAnsi="Times New Roman" w:eastAsia="FangSong" w:cs="Times New Roman"/>
-        </w:rPr>
-        <w:t>可先重结晶再做升华</w:t>
-      </w:r>
-      <w:r>
-        <w:rPr>
-          <w:rFonts w:hint="eastAsia" w:ascii="Times New Roman" w:hAnsi="Times New Roman" w:eastAsia="Times New Roman" w:cs="Times New Roman"/>
-        </w:rPr>
-        <w:t>，</w:t>
-      </w:r>
-      <w:r>
-        <w:rPr>
-          <w:rFonts w:hint="eastAsia" w:ascii="Times New Roman" w:hAnsi="Times New Roman" w:eastAsia="FangSong" w:cs="Times New Roman"/>
-        </w:rPr>
-        <w:t>或用柱色谱精制</w:t>
-      </w:r>
-      <w:r>
-        <w:rPr>
-          <w:rFonts w:hint="eastAsia" w:ascii="Times New Roman" w:hAnsi="Times New Roman" w:eastAsia="Times New Roman" w:cs="Times New Roman"/>
-        </w:rPr>
-        <w:t>。</w:t>
-      </w:r>
-    </w:p>
-    <w:p>
-      <w:pPr>
-        <w:pStyle w:val="FirstParagraph"/>
-      </w:pPr>
-      <w:r>
-        <w:rPr>
-          <w:rFonts w:hint="eastAsia" w:ascii="Times New Roman" w:hAnsi="Times New Roman" w:eastAsia="FangSong" w:cs="Times New Roman"/>
-        </w:rPr>
-        <w:t>综合来看</w:t>
-      </w:r>
-      <w:r>
-        <w:rPr>
-          <w:rFonts w:hint="eastAsia" w:ascii="Times New Roman" w:hAnsi="Times New Roman" w:eastAsia="Times New Roman" w:cs="Times New Roman"/>
-        </w:rPr>
-        <w:t>，</w:t>
-      </w:r>
-      <w:r>
-        <w:rPr>
-          <w:rFonts w:hint="eastAsia" w:ascii="Times New Roman" w:hAnsi="Times New Roman" w:eastAsia="FangSong" w:cs="Times New Roman"/>
-          <w:b/>
-          <w:bCs/>
-        </w:rPr>
-        <w:t>决策顺序通常是</w:t>
-      </w:r>
-      <w:r>
-        <w:rPr>
-          <w:rFonts w:hint="eastAsia" w:ascii="Times New Roman" w:hAnsi="Times New Roman" w:eastAsia="Times New Roman" w:cs="Times New Roman"/>
-          <w:b/>
-          <w:bCs/>
-        </w:rPr>
-        <w:t>：</w:t>
-      </w:r>
-      <w:r>
-        <w:rPr>
-          <w:rFonts w:hint="eastAsia" w:ascii="Times New Roman" w:hAnsi="Times New Roman" w:eastAsia="FangSong" w:cs="Times New Roman"/>
-          <w:b/>
-          <w:bCs/>
-        </w:rPr>
-        <w:t>先试重结晶</w:t>
-      </w:r>
-      <w:r>
-        <w:rPr>
-          <w:rFonts w:hint="eastAsia" w:ascii="Times New Roman" w:hAnsi="Times New Roman" w:eastAsia="Times New Roman" w:cs="Times New Roman"/>
-          <w:b/>
-          <w:bCs/>
-        </w:rPr>
-        <w:t>，</w:t>
-      </w:r>
-      <w:r>
-        <w:rPr>
-          <w:rFonts w:hint="eastAsia" w:ascii="Times New Roman" w:hAnsi="Times New Roman" w:eastAsia="FangSong" w:cs="Times New Roman"/>
-          <w:b/>
-          <w:bCs/>
-        </w:rPr>
-        <w:t>不行再考虑升华</w:t>
-      </w:r>
-      <w:r>
-        <w:rPr>
-          <w:rFonts w:hint="eastAsia" w:ascii="Times New Roman" w:hAnsi="Times New Roman" w:eastAsia="Times New Roman" w:cs="Times New Roman"/>
-          <w:b/>
-          <w:bCs/>
-        </w:rPr>
-        <w:t>；</w:t>
-      </w:r>
-      <w:r>
-        <w:rPr>
-          <w:rFonts w:hint="eastAsia" w:ascii="Times New Roman" w:hAnsi="Times New Roman" w:eastAsia="FangSong" w:cs="Times New Roman"/>
-          <w:b/>
-          <w:bCs/>
-        </w:rPr>
-        <w:t>两者都不奏效</w:t>
-      </w:r>
-      <w:r>
-        <w:rPr>
-          <w:rFonts w:hint="eastAsia" w:ascii="Times New Roman" w:hAnsi="Times New Roman" w:eastAsia="Times New Roman" w:cs="Times New Roman"/>
-          <w:b/>
-          <w:bCs/>
-        </w:rPr>
-        <w:t>（</w:t>
-      </w:r>
-      <w:r>
-        <w:rPr>
-          <w:rFonts w:hint="eastAsia" w:ascii="Times New Roman" w:hAnsi="Times New Roman" w:eastAsia="FangSong" w:cs="Times New Roman"/>
-          <w:b/>
-          <w:bCs/>
-        </w:rPr>
-        <w:t>如异构体分离</w:t>
-      </w:r>
-      <w:r>
-        <w:rPr>
-          <w:rFonts w:hint="eastAsia" w:ascii="Times New Roman" w:hAnsi="Times New Roman" w:eastAsia="Times New Roman" w:cs="Times New Roman"/>
-          <w:b/>
-          <w:bCs/>
-        </w:rPr>
-        <w:t>）</w:t>
-      </w:r>
-      <w:r>
-        <w:rPr>
-          <w:rFonts w:hint="eastAsia" w:ascii="Times New Roman" w:hAnsi="Times New Roman" w:eastAsia="FangSong" w:cs="Times New Roman"/>
-          <w:b/>
-          <w:bCs/>
-        </w:rPr>
-        <w:t>才使用柱色谱</w:t>
-      </w:r>
-      <w:r>
-        <w:rPr>
-          <w:rFonts w:ascii="Times New Roman" w:hAnsi="Times New Roman" w:eastAsia="Times New Roman" w:cs="Times New Roman"/>
-        </w:rPr>
-        <w:t xml:space="preserve">。</w:t>
-      </w:r>
-    </w:p>
-    <w:p>
-      <w:pPr>
-        <w:spacing w:before="160" w:after="80"/>
-      </w:pPr>
-      <w:r>
-        <w:pict>
-          <v:rect style="width:0;height:1.5pt" o:hralign="center" o:hrstd="t" o:hr="t"/>
-        </w:pict>
-      </w:r>
-    </w:p>
-    <w:bookmarkEnd w:id="62"/>
-    <w:bookmarkEnd w:id="63"/>
-    <w:bookmarkStart w:id="64" w:name="附延伸阅读"/>
-    <w:p>
-      <w:pPr>
-        <w:pStyle w:val="Heading2"/>
-        <w:spacing w:before="280" w:after="120"/>
-      </w:pPr>
-      <w:r>
-        <w:rPr>
-          <w:rFonts w:hint="eastAsia" w:ascii="Times New Roman" w:hAnsi="Times New Roman" w:eastAsia="SimHei" w:cs="Times New Roman"/>
-        </w:rPr>
-        <w:t>附</w:t>
-      </w:r>
-      <w:r>
-        <w:rPr>
-          <w:rFonts w:hint="eastAsia" w:ascii="Times New Roman" w:hAnsi="Times New Roman" w:eastAsia="Times New Roman" w:cs="Times New Roman"/>
-        </w:rPr>
-        <w:t>：</w:t>
-      </w:r>
-      <w:r>
-        <w:rPr>
-          <w:rFonts w:hint="eastAsia" w:ascii="Times New Roman" w:hAnsi="Times New Roman" w:eastAsia="SimHei" w:cs="Times New Roman"/>
-        </w:rPr>
-        <w:t>延伸阅读</w:t>
+        </w:rPr>
+        <w:t xml:space="preserve">重量分析</w:t>
+      </w:r>
+      <w:r>
+        <w:rPr>
+          <w:rFonts w:ascii="Times New Roman" w:hAnsi="Times New Roman" w:eastAsia="Times New Roman" w:cs="Times New Roman"/>
+        </w:rPr>
+        <w:t xml:space="preserve"> — </w:t>
+      </w:r>
+      <w:r>
+        <w:rPr>
+          <w:rFonts w:hint="eastAsia" w:ascii="Times New Roman" w:hAnsi="Times New Roman" w:eastAsia="FangSong" w:cs="Times New Roman"/>
+        </w:rPr>
+        <w:t>过滤</w:t>
+      </w:r>
+      <w:r>
+        <w:rPr>
+          <w:rFonts w:hint="eastAsia" w:ascii="Times New Roman" w:hAnsi="Times New Roman" w:eastAsia="Times New Roman" w:cs="Times New Roman"/>
+        </w:rPr>
+        <w:t>、</w:t>
+      </w:r>
+      <w:r>
+        <w:rPr>
+          <w:rFonts w:hint="eastAsia" w:ascii="Times New Roman" w:hAnsi="Times New Roman" w:eastAsia="FangSong" w:cs="Times New Roman"/>
+        </w:rPr>
+        <w:t>洗涤</w:t>
+      </w:r>
+      <w:r>
+        <w:rPr>
+          <w:rFonts w:hint="eastAsia" w:ascii="Times New Roman" w:hAnsi="Times New Roman" w:eastAsia="Times New Roman" w:cs="Times New Roman"/>
+        </w:rPr>
+        <w:t>、</w:t>
+      </w:r>
+      <w:r>
+        <w:rPr>
+          <w:rFonts w:hint="eastAsia" w:ascii="Times New Roman" w:hAnsi="Times New Roman" w:eastAsia="FangSong" w:cs="Times New Roman"/>
+        </w:rPr>
+        <w:t>烘干与恒重</w:t>
       </w:r>
     </w:p>
     <w:p>
@@ -32442,14 +32653,14 @@
         <w:pStyle w:val="Compact"/>
         <w:numPr>
           <w:ilvl w:val="0"/>
-          <w:numId w:val="1027"/>
+          <w:numId w:val="1026"/>
         </w:numPr>
       </w:pPr>
       <w:r>
         <w:rPr>
           <w:rFonts w:hint="eastAsia" w:ascii="Times New Roman" w:hAnsi="Times New Roman" w:eastAsia="FangSong" w:cs="Times New Roman"/>
         </w:rPr>
-        <w:t xml:space="preserve">化学实验操作与仪器</w:t>
+        <w:t xml:space="preserve">数据处理</w:t>
       </w:r>
       <w:r>
         <w:rPr>
@@ -32461,19 +32672,7 @@
         <w:rPr>
           <w:rFonts w:hint="eastAsia" w:ascii="Times New Roman" w:hAnsi="Times New Roman" w:eastAsia="FangSong" w:cs="Times New Roman"/>
         </w:rPr>
-        <w:t xml:space="preserve">分离提纯</w:t>
-      </w:r>
-      <w:r>
-        <w:rPr>
-          <w:rFonts w:ascii="Times New Roman" w:hAnsi="Times New Roman" w:eastAsia="Times New Roman" w:cs="Times New Roman"/>
-        </w:rPr>
-        <w:t xml:space="preserve"> 7 </w:t>
-      </w:r>
-      <w:r>
-        <w:rPr>
-          <w:rFonts w:hint="eastAsia" w:ascii="Times New Roman" w:hAnsi="Times New Roman" w:eastAsia="FangSong" w:cs="Times New Roman"/>
-        </w:rPr>
-        <w:t xml:space="preserve">法与基本操作总汇</w:t>
+        <w:t xml:space="preserve">有效数字与误差处理</w:t>
       </w:r>
     </w:p>
     <w:p>
@@ -32481,14 +32680,62 @@
         <w:pStyle w:val="Compact"/>
         <w:numPr>
           <w:ilvl w:val="0"/>
-          <w:numId w:val="1027"/>
+          <w:numId w:val="1026"/>
         </w:numPr>
       </w:pPr>
       <w:r>
         <w:rPr>
-          <w:rFonts w:hint="eastAsia" w:ascii="Times New Roman" w:hAnsi="Times New Roman" w:eastAsia="FangSong" w:cs="Times New Roman"/>
-        </w:rPr>
-        <w:t xml:space="preserve">萃取</w:t>
+          <w:rFonts w:hint="eastAsia" w:ascii="Times New Roman" w:hAnsi="Times New Roman" w:eastAsia="Times New Roman" w:cs="Times New Roman"/>
+        </w:rPr>
+        <w:t>01-</w:t>
+      </w:r>
+      <w:r>
+        <w:rPr>
+          <w:rFonts w:hint="eastAsia" w:ascii="Times New Roman" w:hAnsi="Times New Roman" w:eastAsia="FangSong" w:cs="Times New Roman"/>
+        </w:rPr>
+        <w:t>考纲导航</w:t>
+      </w:r>
+      <w:r>
+        <w:rPr>
+          <w:rFonts w:hint="eastAsia" w:ascii="Times New Roman" w:hAnsi="Times New Roman" w:eastAsia="Times New Roman" w:cs="Times New Roman"/>
+        </w:rPr>
+        <w:t>/</w:t>
+      </w:r>
+      <w:r>
+        <w:rPr>
+          <w:rFonts w:hint="eastAsia" w:ascii="Times New Roman" w:hAnsi="Times New Roman" w:eastAsia="FangSong" w:cs="Times New Roman"/>
+        </w:rPr>
+        <w:t>基础要求</w:t>
+      </w:r>
+      <w:r>
+        <w:rPr>
+          <w:rFonts w:hint="eastAsia" w:ascii="Times New Roman" w:hAnsi="Times New Roman" w:eastAsia="Times New Roman" w:cs="Times New Roman"/>
+        </w:rPr>
+        <w:t>-</w:t>
+      </w:r>
+      <w:r>
+        <w:rPr>
+          <w:rFonts w:hint="eastAsia" w:ascii="Times New Roman" w:hAnsi="Times New Roman" w:eastAsia="FangSong" w:cs="Times New Roman"/>
+        </w:rPr>
+        <w:t>实验要求</w:t>
+      </w:r>
+      <w:r>
+        <w:rPr>
+          <w:rFonts w:hint="eastAsia" w:ascii="Times New Roman" w:hAnsi="Times New Roman" w:eastAsia="Times New Roman" w:cs="Times New Roman"/>
+        </w:rPr>
+        <w:t>（</w:t>
+      </w:r>
+      <w:r>
+        <w:rPr>
+          <w:rFonts w:hint="eastAsia" w:ascii="Times New Roman" w:hAnsi="Times New Roman" w:eastAsia="FangSong" w:cs="Times New Roman"/>
+        </w:rPr>
+        <w:t>暂不要求</w:t>
+      </w:r>
+      <w:r>
+        <w:rPr>
+          <w:rFonts w:hint="eastAsia" w:ascii="Times New Roman" w:hAnsi="Times New Roman" w:eastAsia="Times New Roman" w:cs="Times New Roman"/>
+        </w:rPr>
+        <w:t>）</w:t>
       </w:r>
       <w:r>
         <w:rPr>
@@ -32500,19 +32747,7 @@
         <w:rPr>
           <w:rFonts w:hint="eastAsia" w:ascii="Times New Roman" w:hAnsi="Times New Roman" w:eastAsia="FangSong" w:cs="Times New Roman"/>
         </w:rPr>
-        <w:t>分配定律</w:t>
-      </w:r>
-      <w:r>
-        <w:rPr>
-          <w:rFonts w:hint="eastAsia" w:ascii="Times New Roman" w:hAnsi="Times New Roman" w:eastAsia="Times New Roman" w:cs="Times New Roman"/>
-        </w:rPr>
-        <w:t>、</w:t>
-      </w:r>
-      <w:r>
-        <w:rPr>
-          <w:rFonts w:hint="eastAsia" w:ascii="Times New Roman" w:hAnsi="Times New Roman" w:eastAsia="FangSong" w:cs="Times New Roman"/>
-        </w:rPr>
-        <w:t>多次萃取推导与螯合物萃取体系</w:t>
+        <w:t xml:space="preserve">实验模块考纲导航</w:t>
       </w:r>
     </w:p>
     <w:p>
@@ -32520,14 +32755,86 @@
         <w:pStyle w:val="Compact"/>
         <w:numPr>
           <w:ilvl w:val="0"/>
-          <w:numId w:val="1027"/>
+          <w:numId w:val="1026"/>
         </w:numPr>
       </w:pPr>
       <w:r>
         <w:rPr>
-          <w:rFonts w:hint="eastAsia" w:ascii="Times New Roman" w:hAnsi="Times New Roman" w:eastAsia="FangSong" w:cs="Times New Roman"/>
-        </w:rPr>
-        <w:t xml:space="preserve">有机酸碱性</w:t>
+          <w:rFonts w:hint="eastAsia" w:ascii="Times New Roman" w:hAnsi="Times New Roman" w:eastAsia="Times New Roman" w:cs="Times New Roman"/>
+        </w:rPr>
+        <w:t>07-</w:t>
+      </w:r>
+      <w:r>
+        <w:rPr>
+          <w:rFonts w:hint="eastAsia" w:ascii="Times New Roman" w:hAnsi="Times New Roman" w:eastAsia="FangSong" w:cs="Times New Roman"/>
+        </w:rPr>
+        <w:t>资料提炼</w:t>
+      </w:r>
+      <w:r>
+        <w:rPr>
+          <w:rFonts w:hint="eastAsia" w:ascii="Times New Roman" w:hAnsi="Times New Roman" w:eastAsia="Times New Roman" w:cs="Times New Roman"/>
+        </w:rPr>
+        <w:t>/</w:t>
+      </w:r>
+      <w:r>
+        <w:rPr>
+          <w:rFonts w:hint="eastAsia" w:ascii="Times New Roman" w:hAnsi="Times New Roman" w:eastAsia="FangSong" w:cs="Times New Roman"/>
+        </w:rPr>
+        <w:t>书籍提炼</w:t>
+      </w:r>
+      <w:r>
+        <w:rPr>
+          <w:rFonts w:hint="eastAsia" w:ascii="Times New Roman" w:hAnsi="Times New Roman" w:eastAsia="Times New Roman" w:cs="Times New Roman"/>
+        </w:rPr>
+        <w:t>/</w:t>
+      </w:r>
+      <w:r>
+        <w:rPr>
+          <w:rFonts w:hint="eastAsia" w:ascii="Times New Roman" w:hAnsi="Times New Roman" w:eastAsia="FangSong" w:cs="Times New Roman"/>
+        </w:rPr>
+        <w:t>提炼</w:t>
+      </w:r>
+      <w:r>
+        <w:rPr>
+          <w:rFonts w:hint="eastAsia" w:ascii="Times New Roman" w:hAnsi="Times New Roman" w:eastAsia="Times New Roman" w:cs="Times New Roman"/>
+        </w:rPr>
+        <w:t>-Clayden-</w:t>
+      </w:r>
+      <w:r>
+        <w:rPr>
+          <w:rFonts w:hint="eastAsia" w:ascii="Times New Roman" w:hAnsi="Times New Roman" w:eastAsia="FangSong" w:cs="Times New Roman"/>
+        </w:rPr>
+        <w:t>第</w:t>
+      </w:r>
+      <w:r>
+        <w:rPr>
+          <w:rFonts w:hint="eastAsia" w:ascii="Times New Roman" w:hAnsi="Times New Roman" w:eastAsia="Times New Roman" w:cs="Times New Roman"/>
+        </w:rPr>
+        <w:t>8</w:t>
+      </w:r>
+      <w:r>
+        <w:rPr>
+          <w:rFonts w:hint="eastAsia" w:ascii="Times New Roman" w:hAnsi="Times New Roman" w:eastAsia="FangSong" w:cs="Times New Roman"/>
+        </w:rPr>
+        <w:t>章</w:t>
+      </w:r>
+      <w:r>
+        <w:rPr>
+          <w:rFonts w:hint="eastAsia" w:ascii="Times New Roman" w:hAnsi="Times New Roman" w:eastAsia="Times New Roman" w:cs="Times New Roman"/>
+        </w:rPr>
+        <w:t>-</w:t>
+      </w:r>
+      <w:r>
+        <w:rPr>
+          <w:rFonts w:hint="eastAsia" w:ascii="Times New Roman" w:hAnsi="Times New Roman" w:eastAsia="FangSong" w:cs="Times New Roman"/>
+        </w:rPr>
+        <w:t>酸性碱性和</w:t>
+      </w:r>
+      <w:r>
+        <w:rPr>
+          <w:rFonts w:hint="eastAsia" w:ascii="Times New Roman" w:hAnsi="Times New Roman" w:eastAsia="Times New Roman" w:cs="Times New Roman"/>
+        </w:rPr>
+        <w:t>pKa</w:t>
       </w:r>
       <w:r>
         <w:rPr>
@@ -32539,19 +32846,7 @@
         <w:rPr>
           <w:rFonts w:hint="eastAsia" w:ascii="Times New Roman" w:hAnsi="Times New Roman" w:eastAsia="FangSong" w:cs="Times New Roman"/>
         </w:rPr>
-        <w:t xml:space="preserve">酸碱萃取分离的</w:t>
-      </w:r>
-      <w:r>
-        <w:rPr>
-          <w:rFonts w:ascii="Times New Roman" w:hAnsi="Times New Roman" w:eastAsia="Times New Roman" w:cs="Times New Roman"/>
-        </w:rPr>
-        <w:t xml:space="preserve"> pKa </w:t>
-      </w:r>
-      <w:r>
-        <w:rPr>
-          <w:rFonts w:hint="eastAsia" w:ascii="Times New Roman" w:hAnsi="Times New Roman" w:eastAsia="FangSong" w:cs="Times New Roman"/>
-        </w:rPr>
-        <w:t xml:space="preserve">判据</w:t>
+        <w:t xml:space="preserve">酸碱萃取原始提炼</w:t>
       </w:r>
     </w:p>
     <w:p>
@@ -32559,259 +32854,7 @@
         <w:pStyle w:val="Compact"/>
         <w:numPr>
           <w:ilvl w:val="0"/>
-          <w:numId w:val="1027"/>
-        </w:numPr>
-      </w:pPr>
-      <w:r>
-        <w:rPr>
-          <w:rFonts w:hint="eastAsia" w:ascii="Times New Roman" w:hAnsi="Times New Roman" w:eastAsia="FangSong" w:cs="Times New Roman"/>
-        </w:rPr>
-        <w:t xml:space="preserve">重量分析</w:t>
-      </w:r>
-      <w:r>
-        <w:rPr>
-          <w:rFonts w:ascii="Times New Roman" w:hAnsi="Times New Roman" w:eastAsia="Times New Roman" w:cs="Times New Roman"/>
-        </w:rPr>
-        <w:t xml:space="preserve"> — </w:t>
-      </w:r>
-      <w:r>
-        <w:rPr>
-          <w:rFonts w:hint="eastAsia" w:ascii="Times New Roman" w:hAnsi="Times New Roman" w:eastAsia="FangSong" w:cs="Times New Roman"/>
-        </w:rPr>
-        <w:t>过滤</w:t>
-      </w:r>
-      <w:r>
-        <w:rPr>
-          <w:rFonts w:hint="eastAsia" w:ascii="Times New Roman" w:hAnsi="Times New Roman" w:eastAsia="Times New Roman" w:cs="Times New Roman"/>
-        </w:rPr>
-        <w:t>、</w:t>
-      </w:r>
-      <w:r>
-        <w:rPr>
-          <w:rFonts w:hint="eastAsia" w:ascii="Times New Roman" w:hAnsi="Times New Roman" w:eastAsia="FangSong" w:cs="Times New Roman"/>
-        </w:rPr>
-        <w:t>洗涤</w:t>
-      </w:r>
-      <w:r>
-        <w:rPr>
-          <w:rFonts w:hint="eastAsia" w:ascii="Times New Roman" w:hAnsi="Times New Roman" w:eastAsia="Times New Roman" w:cs="Times New Roman"/>
-        </w:rPr>
-        <w:t>、</w:t>
-      </w:r>
-      <w:r>
-        <w:rPr>
-          <w:rFonts w:hint="eastAsia" w:ascii="Times New Roman" w:hAnsi="Times New Roman" w:eastAsia="FangSong" w:cs="Times New Roman"/>
-        </w:rPr>
-        <w:t>烘干与恒重</w:t>
-      </w:r>
-    </w:p>
-    <w:p>
-      <w:pPr>
-        <w:pStyle w:val="Compact"/>
-        <w:numPr>
-          <w:ilvl w:val="0"/>
-          <w:numId w:val="1027"/>
-        </w:numPr>
-      </w:pPr>
-      <w:r>
-        <w:rPr>
-          <w:rFonts w:hint="eastAsia" w:ascii="Times New Roman" w:hAnsi="Times New Roman" w:eastAsia="FangSong" w:cs="Times New Roman"/>
-        </w:rPr>
-        <w:t xml:space="preserve">数据处理</w:t>
-      </w:r>
-      <w:r>
-        <w:rPr>
-          <w:rFonts w:ascii="Times New Roman" w:hAnsi="Times New Roman" w:eastAsia="Times New Roman" w:cs="Times New Roman"/>
-        </w:rPr>
-        <w:t xml:space="preserve"> — </w:t>
-      </w:r>
-      <w:r>
-        <w:rPr>
-          <w:rFonts w:hint="eastAsia" w:ascii="Times New Roman" w:hAnsi="Times New Roman" w:eastAsia="FangSong" w:cs="Times New Roman"/>
-        </w:rPr>
-        <w:t xml:space="preserve">有效数字与误差处理</w:t>
-      </w:r>
-    </w:p>
-    <w:p>
-      <w:pPr>
-        <w:pStyle w:val="Compact"/>
-        <w:numPr>
-          <w:ilvl w:val="0"/>
-          <w:numId w:val="1027"/>
-        </w:numPr>
-      </w:pPr>
-      <w:r>
-        <w:rPr>
-          <w:rFonts w:hint="eastAsia" w:ascii="Times New Roman" w:hAnsi="Times New Roman" w:eastAsia="Times New Roman" w:cs="Times New Roman"/>
-        </w:rPr>
-        <w:t>01-</w:t>
-      </w:r>
-      <w:r>
-        <w:rPr>
-          <w:rFonts w:hint="eastAsia" w:ascii="Times New Roman" w:hAnsi="Times New Roman" w:eastAsia="FangSong" w:cs="Times New Roman"/>
-        </w:rPr>
-        <w:t>考纲导航</w:t>
-      </w:r>
-      <w:r>
-        <w:rPr>
-          <w:rFonts w:hint="eastAsia" w:ascii="Times New Roman" w:hAnsi="Times New Roman" w:eastAsia="Times New Roman" w:cs="Times New Roman"/>
-        </w:rPr>
-        <w:t>/</w:t>
-      </w:r>
-      <w:r>
-        <w:rPr>
-          <w:rFonts w:hint="eastAsia" w:ascii="Times New Roman" w:hAnsi="Times New Roman" w:eastAsia="FangSong" w:cs="Times New Roman"/>
-        </w:rPr>
-        <w:t>基础要求</w:t>
-      </w:r>
-      <w:r>
-        <w:rPr>
-          <w:rFonts w:hint="eastAsia" w:ascii="Times New Roman" w:hAnsi="Times New Roman" w:eastAsia="Times New Roman" w:cs="Times New Roman"/>
-        </w:rPr>
-        <w:t>-</w:t>
-      </w:r>
-      <w:r>
-        <w:rPr>
-          <w:rFonts w:hint="eastAsia" w:ascii="Times New Roman" w:hAnsi="Times New Roman" w:eastAsia="FangSong" w:cs="Times New Roman"/>
-        </w:rPr>
-        <w:t>实验要求</w:t>
-      </w:r>
-      <w:r>
-        <w:rPr>
-          <w:rFonts w:hint="eastAsia" w:ascii="Times New Roman" w:hAnsi="Times New Roman" w:eastAsia="Times New Roman" w:cs="Times New Roman"/>
-        </w:rPr>
-        <w:t>（</w:t>
-      </w:r>
-      <w:r>
-        <w:rPr>
-          <w:rFonts w:hint="eastAsia" w:ascii="Times New Roman" w:hAnsi="Times New Roman" w:eastAsia="FangSong" w:cs="Times New Roman"/>
-        </w:rPr>
-        <w:t>暂不要求</w:t>
-      </w:r>
-      <w:r>
-        <w:rPr>
-          <w:rFonts w:hint="eastAsia" w:ascii="Times New Roman" w:hAnsi="Times New Roman" w:eastAsia="Times New Roman" w:cs="Times New Roman"/>
-        </w:rPr>
-        <w:t>）</w:t>
-      </w:r>
-      <w:r>
-        <w:rPr>
-          <w:rFonts w:ascii="Times New Roman" w:hAnsi="Times New Roman" w:eastAsia="Times New Roman" w:cs="Times New Roman"/>
-        </w:rPr>
-        <w:t xml:space="preserve"> — </w:t>
-      </w:r>
-      <w:r>
-        <w:rPr>
-          <w:rFonts w:hint="eastAsia" w:ascii="Times New Roman" w:hAnsi="Times New Roman" w:eastAsia="FangSong" w:cs="Times New Roman"/>
-        </w:rPr>
-        <w:t xml:space="preserve">实验模块考纲导航</w:t>
-      </w:r>
-    </w:p>
-    <w:p>
-      <w:pPr>
-        <w:pStyle w:val="Compact"/>
-        <w:numPr>
-          <w:ilvl w:val="0"/>
-          <w:numId w:val="1027"/>
-        </w:numPr>
-      </w:pPr>
-      <w:r>
-        <w:rPr>
-          <w:rFonts w:hint="eastAsia" w:ascii="Times New Roman" w:hAnsi="Times New Roman" w:eastAsia="Times New Roman" w:cs="Times New Roman"/>
-        </w:rPr>
-        <w:t>07-</w:t>
-      </w:r>
-      <w:r>
-        <w:rPr>
-          <w:rFonts w:hint="eastAsia" w:ascii="Times New Roman" w:hAnsi="Times New Roman" w:eastAsia="FangSong" w:cs="Times New Roman"/>
-        </w:rPr>
-        <w:t>资料提炼</w:t>
-      </w:r>
-      <w:r>
-        <w:rPr>
-          <w:rFonts w:hint="eastAsia" w:ascii="Times New Roman" w:hAnsi="Times New Roman" w:eastAsia="Times New Roman" w:cs="Times New Roman"/>
-        </w:rPr>
-        <w:t>/</w:t>
-      </w:r>
-      <w:r>
-        <w:rPr>
-          <w:rFonts w:hint="eastAsia" w:ascii="Times New Roman" w:hAnsi="Times New Roman" w:eastAsia="FangSong" w:cs="Times New Roman"/>
-        </w:rPr>
-        <w:t>书籍提炼</w:t>
-      </w:r>
-      <w:r>
-        <w:rPr>
-          <w:rFonts w:hint="eastAsia" w:ascii="Times New Roman" w:hAnsi="Times New Roman" w:eastAsia="Times New Roman" w:cs="Times New Roman"/>
-        </w:rPr>
-        <w:t>/</w:t>
-      </w:r>
-      <w:r>
-        <w:rPr>
-          <w:rFonts w:hint="eastAsia" w:ascii="Times New Roman" w:hAnsi="Times New Roman" w:eastAsia="FangSong" w:cs="Times New Roman"/>
-        </w:rPr>
-        <w:t>提炼</w:t>
-      </w:r>
-      <w:r>
-        <w:rPr>
-          <w:rFonts w:hint="eastAsia" w:ascii="Times New Roman" w:hAnsi="Times New Roman" w:eastAsia="Times New Roman" w:cs="Times New Roman"/>
-        </w:rPr>
-        <w:t>-Clayden-</w:t>
-      </w:r>
-      <w:r>
-        <w:rPr>
-          <w:rFonts w:hint="eastAsia" w:ascii="Times New Roman" w:hAnsi="Times New Roman" w:eastAsia="FangSong" w:cs="Times New Roman"/>
-        </w:rPr>
-        <w:t>第</w:t>
-      </w:r>
-      <w:r>
-        <w:rPr>
-          <w:rFonts w:hint="eastAsia" w:ascii="Times New Roman" w:hAnsi="Times New Roman" w:eastAsia="Times New Roman" w:cs="Times New Roman"/>
-        </w:rPr>
-        <w:t>8</w:t>
-      </w:r>
-      <w:r>
-        <w:rPr>
-          <w:rFonts w:hint="eastAsia" w:ascii="Times New Roman" w:hAnsi="Times New Roman" w:eastAsia="FangSong" w:cs="Times New Roman"/>
-        </w:rPr>
-        <w:t>章</w:t>
-      </w:r>
-      <w:r>
-        <w:rPr>
-          <w:rFonts w:hint="eastAsia" w:ascii="Times New Roman" w:hAnsi="Times New Roman" w:eastAsia="Times New Roman" w:cs="Times New Roman"/>
-        </w:rPr>
-        <w:t>-</w:t>
-      </w:r>
-      <w:r>
-        <w:rPr>
-          <w:rFonts w:hint="eastAsia" w:ascii="Times New Roman" w:hAnsi="Times New Roman" w:eastAsia="FangSong" w:cs="Times New Roman"/>
-        </w:rPr>
-        <w:t>酸性碱性和</w:t>
-      </w:r>
-      <w:r>
-        <w:rPr>
-          <w:rFonts w:hint="eastAsia" w:ascii="Times New Roman" w:hAnsi="Times New Roman" w:eastAsia="Times New Roman" w:cs="Times New Roman"/>
-        </w:rPr>
-        <w:t>pKa</w:t>
-      </w:r>
-      <w:r>
-        <w:rPr>
-          <w:rFonts w:ascii="Times New Roman" w:hAnsi="Times New Roman" w:eastAsia="Times New Roman" w:cs="Times New Roman"/>
-        </w:rPr>
-        <w:t xml:space="preserve"> — </w:t>
-      </w:r>
-      <w:r>
-        <w:rPr>
-          <w:rFonts w:hint="eastAsia" w:ascii="Times New Roman" w:hAnsi="Times New Roman" w:eastAsia="FangSong" w:cs="Times New Roman"/>
-        </w:rPr>
-        <w:t xml:space="preserve">酸碱萃取原始提炼</w:t>
-      </w:r>
-    </w:p>
-    <w:p>
-      <w:pPr>
-        <w:pStyle w:val="Compact"/>
-        <w:numPr>
-          <w:ilvl w:val="0"/>
-          <w:numId w:val="1027"/>
+          <w:numId w:val="1026"/>
         </w:numPr>
       </w:pPr>
       <w:r>
@@ -34170,36 +34213,6 @@
     <w:abstractNumId w:val="991"/>
   </w:num>
   <w:num w:numId="1026">
-    <w:abstractNumId w:val="99411"/>
-    <w:lvlOverride w:ilvl="0">
-      <w:startOverride w:val="1"/>
-    </w:lvlOverride>
-    <w:lvlOverride w:ilvl="1">
-      <w:startOverride w:val="1"/>
-    </w:lvlOverride>
-    <w:lvlOverride w:ilvl="2">
-      <w:startOverride w:val="1"/>
-    </w:lvlOverride>
-    <w:lvlOverride w:ilvl="3">
-      <w:startOverride w:val="1"/>
-    </w:lvlOverride>
-    <w:lvlOverride w:ilvl="4">
-      <w:startOverride w:val="1"/>
-    </w:lvlOverride>
-    <w:lvlOverride w:ilvl="5">
-      <w:startOverride w:val="1"/>
-    </w:lvlOverride>
-    <w:lvlOverride w:ilvl="6">
-      <w:startOverride w:val="1"/>
-    </w:lvlOverride>
-    <w:lvlOverride w:ilvl="7">
-      <w:startOverride w:val="1"/>
-    </w:lvlOverride>
-    <w:lvlOverride w:ilvl="8">
-      <w:startOverride w:val="1"/>
-    </w:lvlOverride>
-  </w:num>
-  <w:num w:numId="1027">
     <w:abstractNumId w:val="991"/>
   </w:num>
 </w:numbering>

--- a/06-学生侧材料/讲义/6-有机化学/有机分离与纯化-超级充实版（自学完整）.docx
+++ b/06-学生侧材料/讲义/6-有机化学/有机分离与纯化-超级充实版（自学完整）.docx
@@ -536,13 +536,67 @@
     <w:p>
       <w:pPr>
         <w:pStyle w:val="Heading2"/>
-        <w:spacing w:after="120" w:before="280"/>
+        <w:spacing w:before="280" w:after="120"/>
       </w:pPr>
       <w:r>
         <w:rPr>
           <w:rFonts w:hint="eastAsia" w:ascii="Times New Roman" w:hAnsi="Times New Roman" w:eastAsia="SimHei" w:cs="Times New Roman"/>
         </w:rPr>
         <w:t xml:space="preserve">学习目标</w:t>
+      </w:r>
+    </w:p>
+    <w:p>
+      <w:pPr>
+        <w:pStyle w:val="BlockText"/>
+        <w:spacing w:after="80"/>
+      </w:pPr>
+      <w:r>
+        <w:rPr>
+          <w:rFonts w:hint="eastAsia" w:ascii="Times New Roman" w:hAnsi="Times New Roman" w:eastAsia="FangSong" w:cs="Times New Roman"/>
+        </w:rPr>
+        <w:t>对齐考纲</w:t>
+      </w:r>
+      <w:r>
+        <w:rPr>
+          <w:rFonts w:hint="eastAsia" w:ascii="Times New Roman" w:hAnsi="Times New Roman" w:eastAsia="Times New Roman" w:cs="Times New Roman"/>
+        </w:rPr>
+        <w:t>：§50</w:t>
+      </w:r>
+      <w:r>
+        <w:rPr>
+          <w:rFonts w:ascii="Times New Roman" w:hAnsi="Times New Roman" w:eastAsia="Times New Roman" w:cs="Times New Roman"/>
+        </w:rPr>
+        <w:t xml:space="preserve"> </w:t>
+      </w:r>
+      <w:r>
+        <w:rPr>
+          <w:rFonts w:hint="eastAsia" w:ascii="Times New Roman" w:hAnsi="Times New Roman" w:eastAsia="FangSong" w:cs="Times New Roman"/>
+        </w:rPr>
+        <w:t>有机合成</w:t>
+      </w:r>
+      <w:r>
+        <w:rPr>
+          <w:rFonts w:hint="eastAsia" w:ascii="Times New Roman" w:hAnsi="Times New Roman" w:eastAsia="Times New Roman" w:cs="Times New Roman"/>
+        </w:rPr>
+        <w:t>·§05</w:t>
+      </w:r>
+      <w:r>
+        <w:rPr>
+          <w:rFonts w:ascii="Times New Roman" w:hAnsi="Times New Roman" w:eastAsia="Times New Roman" w:cs="Times New Roman"/>
+        </w:rPr>
+        <w:t xml:space="preserve"> </w:t>
+      </w:r>
+      <w:r>
+        <w:rPr>
+          <w:rFonts w:hint="eastAsia" w:ascii="Times New Roman" w:hAnsi="Times New Roman" w:eastAsia="FangSong" w:cs="Times New Roman"/>
+        </w:rPr>
+        <w:t xml:space="preserve">酸碱理论</w:t>
+      </w:r>
+      <w:r>
+        <w:rPr>
+          <w:rFonts w:ascii="Times New Roman" w:hAnsi="Times New Roman" w:eastAsia="Times New Roman" w:cs="Times New Roman"/>
+        </w:rPr>
+        <w:t xml:space="preserve"> </w:t>
       </w:r>
     </w:p>
     <w:tbl>

--- a/06-学生侧材料/讲义/6-有机化学/有机分离与纯化-超级充实版（自学完整）.docx
+++ b/06-学生侧材料/讲义/6-有机化学/有机分离与纯化-超级充实版（自学完整）.docx
@@ -1707,7 +1707,7 @@
     </w:p>
     <w:p>
       <w:pPr>
-        <w:pStyle w:val="MethodologyBlock"/>
+        <w:pStyle w:val="BodyText"/>
       </w:pPr>
       <w:r>
         <w:rPr>
@@ -1720,6 +1720,12 @@
           <w:rFonts w:ascii="Times New Roman" w:hAnsi="Times New Roman" w:eastAsia="Times New Roman" w:cs="Times New Roman"/>
         </w:rPr>
         <w:t xml:space="preserve"> </w:t>
+      </w:r>
+      <w:r>
+        <w:rPr>
+          <w:rFonts w:ascii="Times New Roman" w:hAnsi="Times New Roman" w:eastAsia="Times New Roman" w:cs="Times New Roman"/>
+        </w:rPr>
+        <w:t xml:space="preserve">&gt; </w:t>
       </w:r>
       <w:r>
         <w:rPr>
@@ -2403,7 +2409,7 @@
     </w:tbl>
     <w:p>
       <w:pPr>
-        <w:pStyle w:val="MistakeBlock"/>
+        <w:pStyle w:val="BodyText"/>
         <w:spacing w:before="120"/>
       </w:pPr>
       <w:r>
@@ -2417,6 +2423,12 @@
           <w:rFonts w:ascii="Times New Roman" w:hAnsi="Times New Roman" w:eastAsia="Times New Roman" w:cs="Times New Roman"/>
         </w:rPr>
         <w:t xml:space="preserve"> </w:t>
+      </w:r>
+      <w:r>
+        <w:rPr>
+          <w:rFonts w:ascii="Times New Roman" w:hAnsi="Times New Roman" w:eastAsia="Times New Roman" w:cs="Times New Roman"/>
+        </w:rPr>
+        <w:t xml:space="preserve">&gt; </w:t>
       </w:r>
       <w:r>
         <w:rPr>
@@ -4110,7 +4122,7 @@
     </w:p>
     <w:p>
       <w:pPr>
-        <w:pStyle w:val="MethodologyBlock"/>
+        <w:pStyle w:val="FirstParagraph"/>
       </w:pPr>
       <w:r>
         <w:rPr>
@@ -4123,6 +4135,12 @@
           <w:rFonts w:ascii="Times New Roman" w:hAnsi="Times New Roman" w:eastAsia="Times New Roman" w:cs="Times New Roman"/>
         </w:rPr>
         <w:t xml:space="preserve"> </w:t>
+      </w:r>
+      <w:r>
+        <w:rPr>
+          <w:rFonts w:ascii="Times New Roman" w:hAnsi="Times New Roman" w:eastAsia="Times New Roman" w:cs="Times New Roman"/>
+        </w:rPr>
+        <w:t xml:space="preserve">&gt; </w:t>
       </w:r>
       <w:r>
         <w:rPr>
@@ -4802,7 +4820,7 @@
     </w:tbl>
     <w:p>
       <w:pPr>
-        <w:pStyle w:val="MistakeBlock"/>
+        <w:pStyle w:val="BodyText"/>
         <w:spacing w:before="120"/>
       </w:pPr>
       <w:r>
@@ -4816,6 +4834,12 @@
           <w:rFonts w:ascii="Times New Roman" w:hAnsi="Times New Roman" w:eastAsia="Times New Roman" w:cs="Times New Roman"/>
         </w:rPr>
         <w:t xml:space="preserve"> </w:t>
+      </w:r>
+      <w:r>
+        <w:rPr>
+          <w:rFonts w:ascii="Times New Roman" w:hAnsi="Times New Roman" w:eastAsia="Times New Roman" w:cs="Times New Roman"/>
+        </w:rPr>
+        <w:t xml:space="preserve">&gt; </w:t>
       </w:r>
       <w:r>
         <w:rPr>
@@ -8642,7 +8666,7 @@
     </w:p>
     <w:p>
       <w:pPr>
-        <w:pStyle w:val="MethodologyBlock"/>
+        <w:pStyle w:val="BodyText"/>
       </w:pPr>
       <w:r>
         <w:rPr>
@@ -8655,6 +8679,12 @@
           <w:rFonts w:ascii="Times New Roman" w:hAnsi="Times New Roman" w:eastAsia="Times New Roman" w:cs="Times New Roman"/>
         </w:rPr>
         <w:t xml:space="preserve"> </w:t>
+      </w:r>
+      <w:r>
+        <w:rPr>
+          <w:rFonts w:ascii="Times New Roman" w:hAnsi="Times New Roman" w:eastAsia="Times New Roman" w:cs="Times New Roman"/>
+        </w:rPr>
+        <w:t xml:space="preserve">&gt; </w:t>
       </w:r>
       <w:r>
         <w:rPr>
@@ -11268,7 +11298,7 @@
     </w:tbl>
     <w:p>
       <w:pPr>
-        <w:pStyle w:val="MistakeBlock"/>
+        <w:pStyle w:val="BodyText"/>
         <w:spacing w:before="120"/>
       </w:pPr>
       <w:r>
@@ -11282,6 +11312,12 @@
           <w:rFonts w:ascii="Times New Roman" w:hAnsi="Times New Roman" w:eastAsia="Times New Roman" w:cs="Times New Roman"/>
         </w:rPr>
         <w:t xml:space="preserve"> </w:t>
+      </w:r>
+      <w:r>
+        <w:rPr>
+          <w:rFonts w:ascii="Times New Roman" w:hAnsi="Times New Roman" w:eastAsia="Times New Roman" w:cs="Times New Roman"/>
+        </w:rPr>
+        <w:t xml:space="preserve">&gt; </w:t>
       </w:r>
       <w:r>
         <w:rPr>
@@ -12527,7 +12563,7 @@
     </w:p>
     <w:p>
       <w:pPr>
-        <w:pStyle w:val="MistakeBlock"/>
+        <w:pStyle w:val="BodyText"/>
       </w:pPr>
       <w:r>
         <w:rPr>
@@ -12540,6 +12576,12 @@
           <w:rFonts w:ascii="Times New Roman" w:hAnsi="Times New Roman" w:eastAsia="Times New Roman" w:cs="Times New Roman"/>
         </w:rPr>
         <w:t xml:space="preserve"> </w:t>
+      </w:r>
+      <w:r>
+        <w:rPr>
+          <w:rFonts w:ascii="Times New Roman" w:hAnsi="Times New Roman" w:eastAsia="Times New Roman" w:cs="Times New Roman"/>
+        </w:rPr>
+        <w:t xml:space="preserve">&gt; </w:t>
       </w:r>
       <w:r>
         <w:rPr>
@@ -38025,22 +38067,6 @@
       <ns0:color ns0:themeColor="accent1" ns0:themeShade="BF" ns0:val="365F91"/>
     </ns0:rPr>
   </ns0:style>
-  <w:style w:type="paragraph" w:customStyle="1" w:styleId="MethodologyBlock">
-    <w:name w:val="Methodology Block"/>
-    <w:basedOn w:val="BodyText"/>
-    <w:qFormat/>
-    <ns0:rPr>
-      <w:rFonts ns0:ascii="Times New Roman" ns0:hAnsi="Times New Roman" ns0:eastAsia="FangSong" ns0:cs="Times New Roman"/>
-    </ns0:rPr>
-  </w:style>
-  <w:style w:type="paragraph" w:customStyle="1" w:styleId="MistakeBlock">
-    <w:name w:val="Mistake Block"/>
-    <w:basedOn w:val="BodyText"/>
-    <w:qFormat/>
-    <ns0:rPr>
-      <w:rFonts ns0:ascii="Times New Roman" ns0:hAnsi="Times New Roman" ns0:eastAsia="FangSong" ns0:cs="Times New Roman"/>
-    </ns0:rPr>
-  </w:style>
   <w:style w:type="paragraph" w:customStyle="1" w:styleId="SourceCode">
     <w:name w:val="Source Code"/>
     <w:basedOn w:val="Normal"/>

--- a/06-学生侧材料/讲义/6-有机化学/有机分离与纯化-超级充实版（自学完整）.docx
+++ b/06-学生侧材料/讲义/6-有机化学/有机分离与纯化-超级充实版（自学完整）.docx
@@ -60,6 +60,7 @@
           <w:ilvl w:val="0"/>
           <w:numId w:val="1001"/>
         </w:numPr>
+        <w:ind w:firstLine="420"/>
       </w:pPr>
       <w:r>
         <w:rPr>
@@ -93,6 +94,7 @@
           <w:ilvl w:val="0"/>
           <w:numId w:val="1001"/>
         </w:numPr>
+        <w:ind w:firstLine="420"/>
       </w:pPr>
       <w:r>
         <w:rPr>
@@ -126,6 +128,7 @@
           <w:ilvl w:val="0"/>
           <w:numId w:val="1001"/>
         </w:numPr>
+        <w:ind w:firstLine="420"/>
       </w:pPr>
       <w:r>
         <w:rPr>
@@ -171,6 +174,7 @@
           <w:ilvl w:val="0"/>
           <w:numId w:val="1001"/>
         </w:numPr>
+        <w:ind w:firstLine="420"/>
       </w:pPr>
       <w:r>
         <w:rPr>
@@ -216,6 +220,7 @@
           <w:ilvl w:val="0"/>
           <w:numId w:val="1001"/>
         </w:numPr>
+        <w:ind w:firstLine="420"/>
       </w:pPr>
       <w:r>
         <w:rPr>
@@ -261,6 +266,7 @@
           <w:ilvl w:val="0"/>
           <w:numId w:val="1001"/>
         </w:numPr>
+        <w:ind w:firstLine="420"/>
       </w:pPr>
       <w:r>
         <w:rPr>
@@ -306,6 +312,7 @@
           <w:ilvl w:val="0"/>
           <w:numId w:val="1001"/>
         </w:numPr>
+        <w:ind w:firstLine="420"/>
       </w:pPr>
       <w:r>
         <w:rPr>
@@ -351,6 +358,7 @@
           <w:ilvl w:val="0"/>
           <w:numId w:val="1001"/>
         </w:numPr>
+        <w:ind w:firstLine="420"/>
       </w:pPr>
       <w:r>
         <w:rPr>
@@ -396,6 +404,7 @@
           <w:ilvl w:val="0"/>
           <w:numId w:val="1001"/>
         </w:numPr>
+        <w:ind w:firstLine="420"/>
       </w:pPr>
       <w:r>
         <w:rPr>
@@ -429,6 +438,7 @@
           <w:ilvl w:val="0"/>
           <w:numId w:val="1001"/>
         </w:numPr>
+        <w:ind w:firstLine="420"/>
       </w:pPr>
       <w:r>
         <w:rPr>
@@ -462,6 +472,7 @@
           <w:ilvl w:val="0"/>
           <w:numId w:val="1001"/>
         </w:numPr>
+        <w:ind w:firstLine="420"/>
       </w:pPr>
       <w:r>
         <w:rPr>
@@ -495,6 +506,7 @@
           <w:ilvl w:val="0"/>
           <w:numId w:val="1001"/>
         </w:numPr>
+        <w:ind w:firstLine="420"/>
       </w:pPr>
       <w:r>
         <w:rPr>
@@ -549,6 +561,7 @@
       <w:pPr>
         <w:pStyle w:val="BlockText"/>
         <w:spacing w:after="80"/>
+        <w:ind w:firstLine="420"/>
       </w:pPr>
       <w:r>
         <w:rPr>
@@ -605,6 +618,15 @@
         <w:tblW w:type="pct" w:w="5000"/>
         <w:tblLayout w:type="fixed"/>
         <w:tblLook w:firstRow="1" w:lastRow="0" w:firstColumn="0" w:lastColumn="0" w:noHBand="0" w:noVBand="0" w:val="0020"/>
+        <w:jc w:val="center"/>
+        <w:tblBorders>
+          <w:top w:val="single" w:sz="12" w:space="0" w:color="333333"/>
+          <w:bottom w:val="single" w:sz="12" w:space="0" w:color="333333"/>
+          <w:left w:val="none"/>
+          <w:right w:val="none"/>
+          <w:insideH w:val="none"/>
+          <w:insideV w:val="none"/>
+        </w:tblBorders>
       </w:tblPr>
       <w:tblGrid>
         <w:gridCol w:w="3960"/>
@@ -615,7 +637,11 @@
           <w:tblHeader w:val="on"/>
         </w:trPr>
         <w:tc>
-          <w:tcPr/>
+          <w:tcPr>
+            <w:tcBorders>
+              <w:bottom w:val="single" w:sz="6" w:space="0" w:color="333333"/>
+            </w:tcBorders>
+          </w:tcPr>
           <w:p>
             <w:pPr>
               <w:pStyle w:val="Compact"/>
@@ -631,7 +657,11 @@
           </w:p>
         </w:tc>
         <w:tc>
-          <w:tcPr/>
+          <w:tcPr>
+            <w:tcBorders>
+              <w:bottom w:val="single" w:sz="6" w:space="0" w:color="333333"/>
+            </w:tcBorders>
+          </w:tcPr>
           <w:p>
             <w:pPr>
               <w:pStyle w:val="Compact"/>
@@ -1317,6 +1347,7 @@
     <w:p>
       <w:pPr>
         <w:pStyle w:val="FirstParagraph"/>
+        <w:ind w:firstLine="420"/>
       </w:pPr>
       <w:r>
         <w:rPr>
@@ -1480,6 +1511,7 @@
     <w:p>
       <w:pPr>
         <w:pStyle w:val="BodyText"/>
+        <w:ind w:firstLine="420"/>
       </w:pPr>
       <w:r>
         <w:rPr>
@@ -1708,6 +1740,7 @@
     <w:p>
       <w:pPr>
         <w:pStyle w:val="BodyText"/>
+        <w:ind w:firstLine="420"/>
       </w:pPr>
       <w:r>
         <w:rPr>
@@ -1917,6 +1950,7 @@
       <w:pPr>
         <w:pStyle w:val="FirstParagraph"/>
         <w:spacing w:after="80"/>
+        <w:ind w:firstLine="420"/>
       </w:pPr>
       <w:r>
         <w:rPr>
@@ -2016,6 +2050,15 @@
         <w:tblStyle w:val="Table"/>
         <w:tblW w:type="auto" w:w="0"/>
         <w:tblLook w:firstRow="1" w:lastRow="0" w:firstColumn="0" w:lastColumn="0" w:noHBand="0" w:noVBand="0" w:val="0020"/>
+        <w:jc w:val="center"/>
+        <w:tblBorders>
+          <w:top w:val="single" w:sz="12" w:space="0" w:color="333333"/>
+          <w:bottom w:val="single" w:sz="12" w:space="0" w:color="333333"/>
+          <w:left w:val="none"/>
+          <w:right w:val="none"/>
+          <w:insideH w:val="none"/>
+          <w:insideV w:val="none"/>
+        </w:tblBorders>
       </w:tblPr>
       <w:tblGrid>
         <w:gridCol w:w="2640"/>
@@ -2027,7 +2070,11 @@
           <w:tblHeader w:val="on"/>
         </w:trPr>
         <w:tc>
-          <w:tcPr/>
+          <w:tcPr>
+            <w:tcBorders>
+              <w:bottom w:val="single" w:sz="6" w:space="0" w:color="333333"/>
+            </w:tcBorders>
+          </w:tcPr>
           <w:p>
             <w:pPr>
               <w:pStyle w:val="Compact"/>
@@ -2043,7 +2090,11 @@
           </w:p>
         </w:tc>
         <w:tc>
-          <w:tcPr/>
+          <w:tcPr>
+            <w:tcBorders>
+              <w:bottom w:val="single" w:sz="6" w:space="0" w:color="333333"/>
+            </w:tcBorders>
+          </w:tcPr>
           <w:p>
             <w:pPr>
               <w:pStyle w:val="Compact"/>
@@ -2059,7 +2110,11 @@
           </w:p>
         </w:tc>
         <w:tc>
-          <w:tcPr/>
+          <w:tcPr>
+            <w:tcBorders>
+              <w:bottom w:val="single" w:sz="6" w:space="0" w:color="333333"/>
+            </w:tcBorders>
+          </w:tcPr>
           <w:p>
             <w:pPr>
               <w:pStyle w:val="Compact"/>
@@ -2411,6 +2466,7 @@
       <w:pPr>
         <w:pStyle w:val="BodyText"/>
         <w:spacing w:before="120"/>
+        <w:ind w:firstLine="420"/>
       </w:pPr>
       <w:r>
         <w:rPr>
@@ -2625,6 +2681,7 @@
       <w:pPr>
         <w:pStyle w:val="FirstParagraph"/>
         <w:spacing w:after="80"/>
+        <w:ind w:firstLine="420"/>
       </w:pPr>
       <w:r>
         <w:rPr>
@@ -2658,6 +2715,15 @@
         <w:tblStyle w:val="Table"/>
         <w:tblW w:type="auto" w:w="0"/>
         <w:tblLook w:firstRow="1" w:lastRow="0" w:firstColumn="0" w:lastColumn="0" w:noHBand="0" w:noVBand="0" w:val="0020"/>
+        <w:jc w:val="center"/>
+        <w:tblBorders>
+          <w:top w:val="single" w:sz="12" w:space="0" w:color="333333"/>
+          <w:bottom w:val="single" w:sz="12" w:space="0" w:color="333333"/>
+          <w:left w:val="none"/>
+          <w:right w:val="none"/>
+          <w:insideH w:val="none"/>
+          <w:insideV w:val="none"/>
+        </w:tblBorders>
       </w:tblPr>
       <w:tblGrid>
         <w:gridCol w:w="2640"/>
@@ -2669,7 +2735,11 @@
           <w:tblHeader w:val="on"/>
         </w:trPr>
         <w:tc>
-          <w:tcPr/>
+          <w:tcPr>
+            <w:tcBorders>
+              <w:bottom w:val="single" w:sz="6" w:space="0" w:color="333333"/>
+            </w:tcBorders>
+          </w:tcPr>
           <w:p>
             <w:pPr>
               <w:pStyle w:val="Compact"/>
@@ -2685,7 +2755,11 @@
           </w:p>
         </w:tc>
         <w:tc>
-          <w:tcPr/>
+          <w:tcPr>
+            <w:tcBorders>
+              <w:bottom w:val="single" w:sz="6" w:space="0" w:color="333333"/>
+            </w:tcBorders>
+          </w:tcPr>
           <w:p>
             <w:pPr>
               <w:pStyle w:val="Compact"/>
@@ -2701,7 +2775,11 @@
           </w:p>
         </w:tc>
         <w:tc>
-          <w:tcPr/>
+          <w:tcPr>
+            <w:tcBorders>
+              <w:bottom w:val="single" w:sz="6" w:space="0" w:color="333333"/>
+            </w:tcBorders>
+          </w:tcPr>
           <w:p>
             <w:pPr>
               <w:pStyle w:val="Compact"/>
@@ -3178,6 +3256,7 @@
     <w:p>
       <w:pPr>
         <w:pStyle w:val="FirstParagraph"/>
+        <w:ind w:firstLine="420"/>
       </w:pPr>
       <w:r>
         <w:rPr>
@@ -3211,6 +3290,7 @@
           <w:ilvl w:val="0"/>
           <w:numId w:val="1002"/>
         </w:numPr>
+        <w:ind w:firstLine="420"/>
       </w:pPr>
       <w:r>
         <w:rPr>
@@ -3290,6 +3370,7 @@
           <w:ilvl w:val="0"/>
           <w:numId w:val="1002"/>
         </w:numPr>
+        <w:ind w:firstLine="420"/>
       </w:pPr>
       <w:r>
         <w:rPr>
@@ -3381,6 +3462,7 @@
           <w:ilvl w:val="0"/>
           <w:numId w:val="1002"/>
         </w:numPr>
+        <w:ind w:firstLine="420"/>
       </w:pPr>
       <w:r>
         <w:rPr>
@@ -3448,6 +3530,7 @@
     <w:p>
       <w:pPr>
         <w:pStyle w:val="BlockText"/>
+        <w:ind w:firstLine="420"/>
       </w:pPr>
       <w:r>
         <w:rPr>
@@ -3515,6 +3598,7 @@
     <w:p>
       <w:pPr>
         <w:pStyle w:val="BlockText"/>
+        <w:ind w:firstLine="420"/>
       </w:pPr>
       <w:r>
         <w:rPr>
@@ -3714,6 +3798,7 @@
     <w:p>
       <w:pPr>
         <w:pStyle w:val="FirstParagraph"/>
+        <w:ind w:firstLine="420"/>
       </w:pPr>
       <w:r>
         <w:rPr>
@@ -3743,6 +3828,7 @@
           <w:ilvl w:val="0"/>
           <w:numId w:val="1003"/>
         </w:numPr>
+        <w:ind w:firstLine="420"/>
       </w:pPr>
       <w:r>
         <w:rPr>
@@ -3776,6 +3862,7 @@
           <w:ilvl w:val="0"/>
           <w:numId w:val="1003"/>
         </w:numPr>
+        <w:ind w:firstLine="420"/>
       </w:pPr>
       <w:r>
         <w:rPr>
@@ -3829,6 +3916,7 @@
     <w:p>
       <w:pPr>
         <w:pStyle w:val="FirstParagraph"/>
+        <w:ind w:firstLine="420"/>
       </w:pPr>
       <w:r>
         <w:rPr>
@@ -3942,6 +4030,7 @@
           <w:ilvl w:val="0"/>
           <w:numId w:val="1004"/>
         </w:numPr>
+        <w:ind w:firstLine="420"/>
       </w:pPr>
       <w:r>
         <w:rPr>
@@ -3989,6 +4078,7 @@
           <w:ilvl w:val="0"/>
           <w:numId w:val="1004"/>
         </w:numPr>
+        <w:ind w:firstLine="420"/>
       </w:pPr>
       <w:r>
         <w:rPr>
@@ -4060,6 +4150,7 @@
           <w:ilvl w:val="0"/>
           <w:numId w:val="1004"/>
         </w:numPr>
+        <w:ind w:firstLine="420"/>
       </w:pPr>
       <w:r>
         <w:rPr>
@@ -4123,6 +4214,7 @@
     <w:p>
       <w:pPr>
         <w:pStyle w:val="FirstParagraph"/>
+        <w:ind w:firstLine="420"/>
       </w:pPr>
       <w:r>
         <w:rPr>
@@ -4297,6 +4389,15 @@
         <w:tblW w:type="pct" w:w="5000"/>
         <w:tblLayout w:type="fixed"/>
         <w:tblLook w:firstRow="1" w:lastRow="0" w:firstColumn="0" w:lastColumn="0" w:noHBand="0" w:noVBand="0" w:val="0020"/>
+        <w:jc w:val="center"/>
+        <w:tblBorders>
+          <w:top w:val="single" w:sz="12" w:space="0" w:color="333333"/>
+          <w:bottom w:val="single" w:sz="12" w:space="0" w:color="333333"/>
+          <w:left w:val="none"/>
+          <w:right w:val="none"/>
+          <w:insideH w:val="none"/>
+          <w:insideV w:val="none"/>
+        </w:tblBorders>
       </w:tblPr>
       <w:tblGrid>
         <w:gridCol w:w="2640"/>
@@ -4308,7 +4409,11 @@
           <w:tblHeader w:val="on"/>
         </w:trPr>
         <w:tc>
-          <w:tcPr/>
+          <w:tcPr>
+            <w:tcBorders>
+              <w:bottom w:val="single" w:sz="6" w:space="0" w:color="333333"/>
+            </w:tcBorders>
+          </w:tcPr>
           <w:p>
             <w:pPr>
               <w:pStyle w:val="Compact"/>
@@ -4324,7 +4429,11 @@
           </w:p>
         </w:tc>
         <w:tc>
-          <w:tcPr/>
+          <w:tcPr>
+            <w:tcBorders>
+              <w:bottom w:val="single" w:sz="6" w:space="0" w:color="333333"/>
+            </w:tcBorders>
+          </w:tcPr>
           <w:p>
             <w:pPr>
               <w:pStyle w:val="Compact"/>
@@ -4340,7 +4449,11 @@
           </w:p>
         </w:tc>
         <w:tc>
-          <w:tcPr/>
+          <w:tcPr>
+            <w:tcBorders>
+              <w:bottom w:val="single" w:sz="6" w:space="0" w:color="333333"/>
+            </w:tcBorders>
+          </w:tcPr>
           <w:p>
             <w:pPr>
               <w:pStyle w:val="Compact"/>
@@ -4822,6 +4935,7 @@
       <w:pPr>
         <w:pStyle w:val="BodyText"/>
         <w:spacing w:before="120"/>
+        <w:ind w:firstLine="420"/>
       </w:pPr>
       <w:r>
         <w:rPr>
@@ -4959,6 +5073,7 @@
     <w:p>
       <w:pPr>
         <w:pStyle w:val="FirstParagraph"/>
+        <w:ind w:firstLine="420"/>
       </w:pPr>
       <w:r>
         <w:rPr>
@@ -5118,6 +5233,7 @@
     <w:p>
       <w:pPr>
         <w:pStyle w:val="FirstParagraph"/>
+        <w:ind w:firstLine="420"/>
       </w:pPr>
       <w:r>
         <w:rPr>
@@ -5191,6 +5307,7 @@
     <w:p>
       <w:pPr>
         <w:pStyle w:val="BodyText"/>
+        <w:ind w:firstLine="420"/>
       </w:pPr>
       <w:r>
         <w:rPr>
@@ -5340,6 +5457,7 @@
           <w:ilvl w:val="0"/>
           <w:numId w:val="1005"/>
         </w:numPr>
+        <w:ind w:firstLine="420"/>
       </w:pPr>
       <w:r>
         <w:rPr>
@@ -5387,6 +5505,7 @@
           <w:ilvl w:val="0"/>
           <w:numId w:val="1005"/>
         </w:numPr>
+        <w:ind w:firstLine="420"/>
       </w:pPr>
       <w:r>
         <w:rPr>
@@ -5434,6 +5553,7 @@
           <w:ilvl w:val="0"/>
           <w:numId w:val="1005"/>
         </w:numPr>
+        <w:ind w:firstLine="420"/>
       </w:pPr>
       <w:r>
         <w:rPr>
@@ -5487,6 +5607,15 @@
         <w:tblStyle w:val="Table"/>
         <w:tblW w:type="auto" w:w="0"/>
         <w:tblLook w:firstRow="1" w:lastRow="0" w:firstColumn="0" w:lastColumn="0" w:noHBand="0" w:noVBand="0" w:val="0020"/>
+        <w:jc w:val="center"/>
+        <w:tblBorders>
+          <w:top w:val="single" w:sz="12" w:space="0" w:color="333333"/>
+          <w:bottom w:val="single" w:sz="12" w:space="0" w:color="333333"/>
+          <w:left w:val="none"/>
+          <w:right w:val="none"/>
+          <w:insideH w:val="none"/>
+          <w:insideV w:val="none"/>
+        </w:tblBorders>
       </w:tblPr>
       <w:tblGrid>
         <w:gridCol w:w="2640"/>
@@ -5498,7 +5627,11 @@
           <w:tblHeader w:val="on"/>
         </w:trPr>
         <w:tc>
-          <w:tcPr/>
+          <w:tcPr>
+            <w:tcBorders>
+              <w:bottom w:val="single" w:sz="6" w:space="0" w:color="333333"/>
+            </w:tcBorders>
+          </w:tcPr>
           <w:p>
             <w:pPr>
               <w:pStyle w:val="Compact"/>
@@ -5514,7 +5647,11 @@
           </w:p>
         </w:tc>
         <w:tc>
-          <w:tcPr/>
+          <w:tcPr>
+            <w:tcBorders>
+              <w:bottom w:val="single" w:sz="6" w:space="0" w:color="333333"/>
+            </w:tcBorders>
+          </w:tcPr>
           <w:p>
             <w:pPr>
               <w:pStyle w:val="Compact"/>
@@ -5530,7 +5667,11 @@
           </w:p>
         </w:tc>
         <w:tc>
-          <w:tcPr/>
+          <w:tcPr>
+            <w:tcBorders>
+              <w:bottom w:val="single" w:sz="6" w:space="0" w:color="333333"/>
+            </w:tcBorders>
+          </w:tcPr>
           <w:p>
             <w:pPr>
               <w:pStyle w:val="Compact"/>
@@ -5775,6 +5916,7 @@
       <w:pPr>
         <w:pStyle w:val="BlockText"/>
         <w:spacing w:before="120"/>
+        <w:ind w:firstLine="420"/>
       </w:pPr>
       <w:r>
         <w:rPr>
@@ -5842,6 +5984,7 @@
     <w:p>
       <w:pPr>
         <w:pStyle w:val="BlockText"/>
+        <w:ind w:firstLine="420"/>
       </w:pPr>
       <w:r>
         <w:rPr>
@@ -6052,6 +6195,7 @@
       <w:pPr>
         <w:pStyle w:val="FirstParagraph"/>
         <w:spacing w:after="80"/>
+        <w:ind w:firstLine="420"/>
       </w:pPr>
       <w:r>
         <w:rPr>
@@ -6092,6 +6236,15 @@
         <w:tblW w:type="pct" w:w="5000"/>
         <w:tblLayout w:type="fixed"/>
         <w:tblLook w:firstRow="1" w:lastRow="0" w:firstColumn="0" w:lastColumn="0" w:noHBand="0" w:noVBand="0" w:val="0020"/>
+        <w:jc w:val="center"/>
+        <w:tblBorders>
+          <w:top w:val="single" w:sz="12" w:space="0" w:color="333333"/>
+          <w:bottom w:val="single" w:sz="12" w:space="0" w:color="333333"/>
+          <w:left w:val="none"/>
+          <w:right w:val="none"/>
+          <w:insideH w:val="none"/>
+          <w:insideV w:val="none"/>
+        </w:tblBorders>
       </w:tblPr>
       <w:tblGrid>
         <w:gridCol w:w="2640"/>
@@ -6103,7 +6256,11 @@
           <w:tblHeader w:val="on"/>
         </w:trPr>
         <w:tc>
-          <w:tcPr/>
+          <w:tcPr>
+            <w:tcBorders>
+              <w:bottom w:val="single" w:sz="6" w:space="0" w:color="333333"/>
+            </w:tcBorders>
+          </w:tcPr>
           <w:p>
             <w:pPr>
               <w:pStyle w:val="Compact"/>
@@ -6119,7 +6276,11 @@
           </w:p>
         </w:tc>
         <w:tc>
-          <w:tcPr/>
+          <w:tcPr>
+            <w:tcBorders>
+              <w:bottom w:val="single" w:sz="6" w:space="0" w:color="333333"/>
+            </w:tcBorders>
+          </w:tcPr>
           <w:p>
             <w:pPr>
               <w:pStyle w:val="Compact"/>
@@ -6135,7 +6296,11 @@
           </w:p>
         </w:tc>
         <w:tc>
-          <w:tcPr/>
+          <w:tcPr>
+            <w:tcBorders>
+              <w:bottom w:val="single" w:sz="6" w:space="0" w:color="333333"/>
+            </w:tcBorders>
+          </w:tcPr>
           <w:p>
             <w:pPr>
               <w:pStyle w:val="Compact"/>
@@ -6784,6 +6949,7 @@
       <w:pPr>
         <w:pStyle w:val="BlockText"/>
         <w:spacing w:before="120"/>
+        <w:ind w:firstLine="420"/>
       </w:pPr>
       <w:r>
         <w:rPr>
@@ -6979,6 +7145,15 @@
         <w:tblStyle w:val="Table"/>
         <w:tblW w:type="auto" w:w="0"/>
         <w:tblLook w:firstRow="1" w:lastRow="0" w:firstColumn="0" w:lastColumn="0" w:noHBand="0" w:noVBand="0" w:val="0020"/>
+        <w:jc w:val="center"/>
+        <w:tblBorders>
+          <w:top w:val="single" w:sz="12" w:space="0" w:color="333333"/>
+          <w:bottom w:val="single" w:sz="12" w:space="0" w:color="333333"/>
+          <w:left w:val="none"/>
+          <w:right w:val="none"/>
+          <w:insideH w:val="none"/>
+          <w:insideV w:val="none"/>
+        </w:tblBorders>
       </w:tblPr>
       <w:tblGrid>
         <w:gridCol w:w="2640"/>
@@ -6990,7 +7165,11 @@
           <w:tblHeader w:val="on"/>
         </w:trPr>
         <w:tc>
-          <w:tcPr/>
+          <w:tcPr>
+            <w:tcBorders>
+              <w:bottom w:val="single" w:sz="6" w:space="0" w:color="333333"/>
+            </w:tcBorders>
+          </w:tcPr>
           <w:p>
             <w:pPr>
               <w:pStyle w:val="Compact"/>
@@ -7006,7 +7185,11 @@
           </w:p>
         </w:tc>
         <w:tc>
-          <w:tcPr/>
+          <w:tcPr>
+            <w:tcBorders>
+              <w:bottom w:val="single" w:sz="6" w:space="0" w:color="333333"/>
+            </w:tcBorders>
+          </w:tcPr>
           <w:p>
             <w:pPr>
               <w:pStyle w:val="Compact"/>
@@ -7069,7 +7252,11 @@
           </w:p>
         </w:tc>
         <w:tc>
-          <w:tcPr/>
+          <w:tcPr>
+            <w:tcBorders>
+              <w:bottom w:val="single" w:sz="6" w:space="0" w:color="333333"/>
+            </w:tcBorders>
+          </w:tcPr>
           <w:p>
             <w:pPr>
               <w:pStyle w:val="Compact"/>
@@ -7376,6 +7563,7 @@
     <w:p>
       <w:pPr>
         <w:pStyle w:val="FirstParagraph"/>
+        <w:ind w:firstLine="420"/>
       </w:pPr>
       <w:r>
         <w:rPr>
@@ -7538,6 +7726,7 @@
     <w:p>
       <w:pPr>
         <w:pStyle w:val="FirstParagraph"/>
+        <w:ind w:firstLine="420"/>
       </w:pPr>
       <w:r>
         <w:rPr>
@@ -7692,6 +7881,7 @@
       <w:pPr>
         <w:pStyle w:val="BodyText"/>
         <w:spacing w:after="80"/>
+        <w:ind w:firstLine="420"/>
       </w:pPr>
       <w:r>
         <w:rPr>
@@ -7804,6 +7994,15 @@
         <w:tblW w:type="pct" w:w="5000"/>
         <w:tblLayout w:type="fixed"/>
         <w:tblLook w:firstRow="1" w:lastRow="0" w:firstColumn="0" w:lastColumn="0" w:noHBand="0" w:noVBand="0" w:val="0020"/>
+        <w:jc w:val="center"/>
+        <w:tblBorders>
+          <w:top w:val="single" w:sz="12" w:space="0" w:color="333333"/>
+          <w:bottom w:val="single" w:sz="12" w:space="0" w:color="333333"/>
+          <w:left w:val="none"/>
+          <w:right w:val="none"/>
+          <w:insideH w:val="none"/>
+          <w:insideV w:val="none"/>
+        </w:tblBorders>
       </w:tblPr>
       <w:tblGrid>
         <w:gridCol w:w="1980"/>
@@ -7816,7 +8015,11 @@
           <w:tblHeader w:val="on"/>
         </w:trPr>
         <w:tc>
-          <w:tcPr/>
+          <w:tcPr>
+            <w:tcBorders>
+              <w:bottom w:val="single" w:sz="6" w:space="0" w:color="333333"/>
+            </w:tcBorders>
+          </w:tcPr>
           <w:p>
             <w:pPr>
               <w:pStyle w:val="Compact"/>
@@ -7832,7 +8035,11 @@
           </w:p>
         </w:tc>
         <w:tc>
-          <w:tcPr/>
+          <w:tcPr>
+            <w:tcBorders>
+              <w:bottom w:val="single" w:sz="6" w:space="0" w:color="333333"/>
+            </w:tcBorders>
+          </w:tcPr>
           <w:p>
             <w:pPr>
               <w:pStyle w:val="Compact"/>
@@ -7848,7 +8055,11 @@
           </w:p>
         </w:tc>
         <w:tc>
-          <w:tcPr/>
+          <w:tcPr>
+            <w:tcBorders>
+              <w:bottom w:val="single" w:sz="6" w:space="0" w:color="333333"/>
+            </w:tcBorders>
+          </w:tcPr>
           <w:p>
             <w:pPr>
               <w:pStyle w:val="Compact"/>
@@ -7864,7 +8075,11 @@
           </w:p>
         </w:tc>
         <w:tc>
-          <w:tcPr/>
+          <w:tcPr>
+            <w:tcBorders>
+              <w:bottom w:val="single" w:sz="6" w:space="0" w:color="333333"/>
+            </w:tcBorders>
+          </w:tcPr>
           <w:p>
             <w:pPr>
               <w:pStyle w:val="Compact"/>
@@ -8124,6 +8339,7 @@
       <w:pPr>
         <w:pStyle w:val="BodyText"/>
         <w:spacing w:before="120"/>
+        <w:ind w:firstLine="420"/>
       </w:pPr>
       <w:r>
         <w:rPr>
@@ -8189,6 +8405,7 @@
     <w:p>
       <w:pPr>
         <w:pStyle w:val="BodyText"/>
+        <w:ind w:firstLine="420"/>
       </w:pPr>
       <w:r>
         <w:rPr>
@@ -8667,6 +8884,7 @@
     <w:p>
       <w:pPr>
         <w:pStyle w:val="BodyText"/>
+        <w:ind w:firstLine="420"/>
       </w:pPr>
       <w:r>
         <w:rPr>
@@ -8864,6 +9082,15 @@
         <w:tblStyle w:val="Table"/>
         <w:tblW w:type="auto" w:w="0"/>
         <w:tblLook w:firstRow="1" w:lastRow="0" w:firstColumn="0" w:lastColumn="0" w:noHBand="0" w:noVBand="0" w:val="0020"/>
+        <w:jc w:val="center"/>
+        <w:tblBorders>
+          <w:top w:val="single" w:sz="12" w:space="0" w:color="333333"/>
+          <w:bottom w:val="single" w:sz="12" w:space="0" w:color="333333"/>
+          <w:left w:val="none"/>
+          <w:right w:val="none"/>
+          <w:insideH w:val="none"/>
+          <w:insideV w:val="none"/>
+        </w:tblBorders>
       </w:tblPr>
       <w:tblGrid>
         <w:gridCol w:w="2640"/>
@@ -8875,7 +9102,11 @@
           <w:tblHeader w:val="on"/>
         </w:trPr>
         <w:tc>
-          <w:tcPr/>
+          <w:tcPr>
+            <w:tcBorders>
+              <w:bottom w:val="single" w:sz="6" w:space="0" w:color="333333"/>
+            </w:tcBorders>
+          </w:tcPr>
           <w:p>
             <w:pPr>
               <w:pStyle w:val="Compact"/>
@@ -8891,7 +9122,11 @@
           </w:p>
         </w:tc>
         <w:tc>
-          <w:tcPr/>
+          <w:tcPr>
+            <w:tcBorders>
+              <w:bottom w:val="single" w:sz="6" w:space="0" w:color="333333"/>
+            </w:tcBorders>
+          </w:tcPr>
           <w:p>
             <w:pPr>
               <w:pStyle w:val="Compact"/>
@@ -8907,7 +9142,11 @@
           </w:p>
         </w:tc>
         <w:tc>
-          <w:tcPr/>
+          <w:tcPr>
+            <w:tcBorders>
+              <w:bottom w:val="single" w:sz="6" w:space="0" w:color="333333"/>
+            </w:tcBorders>
+          </w:tcPr>
           <w:p>
             <w:pPr>
               <w:pStyle w:val="Compact"/>
@@ -9376,6 +9615,7 @@
     <w:p>
       <w:pPr>
         <w:pStyle w:val="FirstParagraph"/>
+        <w:ind w:firstLine="420"/>
       </w:pPr>
       <w:r>
         <w:rPr>
@@ -9423,6 +9663,7 @@
           <w:ilvl w:val="0"/>
           <w:numId w:val="1006"/>
         </w:numPr>
+        <w:ind w:firstLine="420"/>
       </w:pPr>
       <w:r>
         <w:rPr>
@@ -9506,6 +9747,7 @@
           <w:ilvl w:val="0"/>
           <w:numId w:val="1006"/>
         </w:numPr>
+        <w:ind w:firstLine="420"/>
       </w:pPr>
       <w:r>
         <w:rPr>
@@ -9565,6 +9807,7 @@
           <w:ilvl w:val="0"/>
           <w:numId w:val="1006"/>
         </w:numPr>
+        <w:ind w:firstLine="420"/>
       </w:pPr>
       <w:r>
         <w:rPr>
@@ -9644,6 +9887,7 @@
     <w:p>
       <w:pPr>
         <w:pStyle w:val="FirstParagraph"/>
+        <w:ind w:firstLine="420"/>
       </w:pPr>
       <w:r>
         <w:rPr>
@@ -9733,6 +9977,7 @@
     <w:p>
       <w:pPr>
         <w:pStyle w:val="BlockText"/>
+        <w:ind w:firstLine="420"/>
       </w:pPr>
       <w:r>
         <w:rPr>
@@ -9800,6 +10045,7 @@
     <w:p>
       <w:pPr>
         <w:pStyle w:val="BlockText"/>
+        <w:ind w:firstLine="420"/>
       </w:pPr>
       <w:r>
         <w:rPr>
@@ -10297,6 +10543,7 @@
     <w:p>
       <w:pPr>
         <w:pStyle w:val="FirstParagraph"/>
+        <w:ind w:firstLine="420"/>
       </w:pPr>
       <w:r>
         <w:rPr>
@@ -10667,6 +10914,7 @@
     <w:p>
       <w:pPr>
         <w:pStyle w:val="FirstParagraph"/>
+        <w:ind w:firstLine="420"/>
       </w:pPr>
       <w:r>
         <w:rPr>
@@ -10708,6 +10956,7 @@
           <w:ilvl w:val="0"/>
           <w:numId w:val="1007"/>
         </w:numPr>
+        <w:ind w:firstLine="420"/>
       </w:pPr>
       <w:r>
         <w:rPr>
@@ -10766,6 +11015,7 @@
           <w:numId w:val="1007"/>
         </w:numPr>
         <w:spacing w:after="80"/>
+        <w:ind w:firstLine="420"/>
       </w:pPr>
       <w:r>
         <w:rPr>
@@ -10810,6 +11060,15 @@
         <w:tblW w:type="pct" w:w="5000"/>
         <w:tblLayout w:type="fixed"/>
         <w:tblLook w:firstRow="1" w:lastRow="0" w:firstColumn="0" w:lastColumn="0" w:noHBand="0" w:noVBand="0" w:val="0020"/>
+        <w:jc w:val="center"/>
+        <w:tblBorders>
+          <w:top w:val="single" w:sz="12" w:space="0" w:color="333333"/>
+          <w:bottom w:val="single" w:sz="12" w:space="0" w:color="333333"/>
+          <w:left w:val="none"/>
+          <w:right w:val="none"/>
+          <w:insideH w:val="none"/>
+          <w:insideV w:val="none"/>
+        </w:tblBorders>
       </w:tblPr>
       <w:tblGrid>
         <w:gridCol w:w="2640"/>
@@ -10821,7 +11080,11 @@
           <w:tblHeader w:val="on"/>
         </w:trPr>
         <w:tc>
-          <w:tcPr/>
+          <w:tcPr>
+            <w:tcBorders>
+              <w:bottom w:val="single" w:sz="6" w:space="0" w:color="333333"/>
+            </w:tcBorders>
+          </w:tcPr>
           <w:p>
             <w:pPr>
               <w:pStyle w:val="Compact"/>
@@ -10837,7 +11100,11 @@
           </w:p>
         </w:tc>
         <w:tc>
-          <w:tcPr/>
+          <w:tcPr>
+            <w:tcBorders>
+              <w:bottom w:val="single" w:sz="6" w:space="0" w:color="333333"/>
+            </w:tcBorders>
+          </w:tcPr>
           <w:p>
             <w:pPr>
               <w:pStyle w:val="Compact"/>
@@ -10853,7 +11120,11 @@
           </w:p>
         </w:tc>
         <w:tc>
-          <w:tcPr/>
+          <w:tcPr>
+            <w:tcBorders>
+              <w:bottom w:val="single" w:sz="6" w:space="0" w:color="333333"/>
+            </w:tcBorders>
+          </w:tcPr>
           <w:p>
             <w:pPr>
               <w:pStyle w:val="Compact"/>
@@ -11300,6 +11571,7 @@
       <w:pPr>
         <w:pStyle w:val="BodyText"/>
         <w:spacing w:before="120"/>
+        <w:ind w:firstLine="420"/>
       </w:pPr>
       <w:r>
         <w:rPr>
@@ -11467,6 +11739,7 @@
       <w:pPr>
         <w:pStyle w:val="FirstParagraph"/>
         <w:spacing w:after="80"/>
+        <w:ind w:firstLine="420"/>
       </w:pPr>
       <w:r>
         <w:rPr>
@@ -11499,6 +11772,15 @@
         <w:tblW w:type="pct" w:w="5000"/>
         <w:tblLayout w:type="fixed"/>
         <w:tblLook w:firstRow="1" w:lastRow="0" w:firstColumn="0" w:lastColumn="0" w:noHBand="0" w:noVBand="0" w:val="0020"/>
+        <w:jc w:val="center"/>
+        <w:tblBorders>
+          <w:top w:val="single" w:sz="12" w:space="0" w:color="333333"/>
+          <w:bottom w:val="single" w:sz="12" w:space="0" w:color="333333"/>
+          <w:left w:val="none"/>
+          <w:right w:val="none"/>
+          <w:insideH w:val="none"/>
+          <w:insideV w:val="none"/>
+        </w:tblBorders>
       </w:tblPr>
       <w:tblGrid>
         <w:gridCol w:w="2640"/>
@@ -11510,7 +11792,11 @@
           <w:tblHeader w:val="on"/>
         </w:trPr>
         <w:tc>
-          <w:tcPr/>
+          <w:tcPr>
+            <w:tcBorders>
+              <w:bottom w:val="single" w:sz="6" w:space="0" w:color="333333"/>
+            </w:tcBorders>
+          </w:tcPr>
           <w:p>
             <w:pPr>
               <w:pStyle w:val="Compact"/>
@@ -11526,7 +11812,11 @@
           </w:p>
         </w:tc>
         <w:tc>
-          <w:tcPr/>
+          <w:tcPr>
+            <w:tcBorders>
+              <w:bottom w:val="single" w:sz="6" w:space="0" w:color="333333"/>
+            </w:tcBorders>
+          </w:tcPr>
           <w:p>
             <w:pPr>
               <w:pStyle w:val="Compact"/>
@@ -11542,7 +11832,11 @@
           </w:p>
         </w:tc>
         <w:tc>
-          <w:tcPr/>
+          <w:tcPr>
+            <w:tcBorders>
+              <w:bottom w:val="single" w:sz="6" w:space="0" w:color="333333"/>
+            </w:tcBorders>
+          </w:tcPr>
           <w:p>
             <w:pPr>
               <w:pStyle w:val="Compact"/>
@@ -12070,6 +12364,7 @@
       <w:pPr>
         <w:pStyle w:val="BodyText"/>
         <w:spacing w:before="120"/>
+        <w:ind w:firstLine="420"/>
       </w:pPr>
       <w:r>
         <w:rPr>
@@ -12212,6 +12507,15 @@
         <w:tblW w:type="pct" w:w="5000"/>
         <w:tblLayout w:type="fixed"/>
         <w:tblLook w:firstRow="1" w:lastRow="0" w:firstColumn="0" w:lastColumn="0" w:noHBand="0" w:noVBand="0" w:val="0020"/>
+        <w:jc w:val="center"/>
+        <w:tblBorders>
+          <w:top w:val="single" w:sz="12" w:space="0" w:color="333333"/>
+          <w:bottom w:val="single" w:sz="12" w:space="0" w:color="333333"/>
+          <w:left w:val="none"/>
+          <w:right w:val="none"/>
+          <w:insideH w:val="none"/>
+          <w:insideV w:val="none"/>
+        </w:tblBorders>
       </w:tblPr>
       <w:tblGrid>
         <w:gridCol w:w="2640"/>
@@ -12223,7 +12527,11 @@
           <w:tblHeader w:val="on"/>
         </w:trPr>
         <w:tc>
-          <w:tcPr/>
+          <w:tcPr>
+            <w:tcBorders>
+              <w:bottom w:val="single" w:sz="6" w:space="0" w:color="333333"/>
+            </w:tcBorders>
+          </w:tcPr>
           <w:p>
             <w:pPr>
               <w:pStyle w:val="Compact"/>
@@ -12239,7 +12547,11 @@
           </w:p>
         </w:tc>
         <w:tc>
-          <w:tcPr/>
+          <w:tcPr>
+            <w:tcBorders>
+              <w:bottom w:val="single" w:sz="6" w:space="0" w:color="333333"/>
+            </w:tcBorders>
+          </w:tcPr>
           <w:p>
             <w:pPr>
               <w:pStyle w:val="Compact"/>
@@ -12255,7 +12567,11 @@
           </w:p>
         </w:tc>
         <w:tc>
-          <w:tcPr/>
+          <w:tcPr>
+            <w:tcBorders>
+              <w:bottom w:val="single" w:sz="6" w:space="0" w:color="333333"/>
+            </w:tcBorders>
+          </w:tcPr>
           <w:p>
             <w:pPr>
               <w:pStyle w:val="Compact"/>
@@ -12471,6 +12787,7 @@
       <w:pPr>
         <w:pStyle w:val="BodyText"/>
         <w:spacing w:before="120"/>
+        <w:ind w:firstLine="420"/>
       </w:pPr>
       <w:r>
         <w:rPr>
@@ -12564,6 +12881,7 @@
     <w:p>
       <w:pPr>
         <w:pStyle w:val="BodyText"/>
+        <w:ind w:firstLine="420"/>
       </w:pPr>
       <w:r>
         <w:rPr>
@@ -12739,6 +13057,7 @@
     <w:p>
       <w:pPr>
         <w:pStyle w:val="FirstParagraph"/>
+        <w:ind w:firstLine="420"/>
       </w:pPr>
       <w:r>
         <w:rPr>
@@ -12888,6 +13207,7 @@
     <w:p>
       <w:pPr>
         <w:pStyle w:val="BodyText"/>
+        <w:ind w:firstLine="420"/>
       </w:pPr>
       <w:r>
         <w:rPr>
@@ -12921,6 +13241,7 @@
           <w:ilvl w:val="0"/>
           <w:numId w:val="1008"/>
         </w:numPr>
+        <w:ind w:firstLine="420"/>
       </w:pPr>
       <w:r>
         <w:rPr>
@@ -12956,6 +13277,7 @@
           <w:ilvl w:val="0"/>
           <w:numId w:val="1008"/>
         </w:numPr>
+        <w:ind w:firstLine="420"/>
       </w:pPr>
       <w:r>
         <w:rPr>
@@ -12991,6 +13313,7 @@
           <w:ilvl w:val="0"/>
           <w:numId w:val="1008"/>
         </w:numPr>
+        <w:ind w:firstLine="420"/>
       </w:pPr>
       <w:r>
         <w:rPr>
@@ -13022,6 +13345,7 @@
     <w:p>
       <w:pPr>
         <w:pStyle w:val="FirstParagraph"/>
+        <w:ind w:firstLine="420"/>
       </w:pPr>
       <w:r>
         <w:rPr>
@@ -13103,6 +13427,7 @@
     <w:p>
       <w:pPr>
         <w:pStyle w:val="FirstParagraph"/>
+        <w:ind w:firstLine="420"/>
       </w:pPr>
       <w:r>
         <w:rPr>
@@ -13160,6 +13485,7 @@
           <w:ilvl w:val="0"/>
           <w:numId w:val="1009"/>
         </w:numPr>
+        <w:ind w:firstLine="420"/>
       </w:pPr>
       <w:r>
         <w:rPr>
@@ -13195,6 +13521,7 @@
           <w:ilvl w:val="0"/>
           <w:numId w:val="1009"/>
         </w:numPr>
+        <w:ind w:firstLine="420"/>
       </w:pPr>
       <w:r>
         <w:rPr>
@@ -13226,6 +13553,7 @@
     <w:p>
       <w:pPr>
         <w:pStyle w:val="FirstParagraph"/>
+        <w:ind w:firstLine="420"/>
       </w:pPr>
       <w:r>
         <w:rPr>
@@ -13371,6 +13699,7 @@
     <w:p>
       <w:pPr>
         <w:pStyle w:val="BlockText"/>
+        <w:ind w:firstLine="420"/>
       </w:pPr>
       <w:r>
         <w:rPr>
@@ -13450,6 +13779,7 @@
     <w:p>
       <w:pPr>
         <w:pStyle w:val="BlockText"/>
+        <w:ind w:firstLine="420"/>
       </w:pPr>
       <w:r>
         <w:rPr>
@@ -13719,6 +14049,7 @@
     <w:p>
       <w:pPr>
         <w:pStyle w:val="FirstParagraph"/>
+        <w:ind w:firstLine="420"/>
       </w:pPr>
       <w:r>
         <w:rPr>
@@ -13873,6 +14204,7 @@
       <w:pPr>
         <w:pStyle w:val="BodyText"/>
         <w:spacing w:after="80"/>
+        <w:ind w:firstLine="420"/>
       </w:pPr>
       <w:r>
         <w:rPr>
@@ -13892,6 +14224,15 @@
         <w:tblStyle w:val="Table"/>
         <w:tblW w:type="auto" w:w="0"/>
         <w:tblLook w:firstRow="1" w:lastRow="0" w:firstColumn="0" w:lastColumn="0" w:noHBand="0" w:noVBand="0" w:val="0020"/>
+        <w:jc w:val="center"/>
+        <w:tblBorders>
+          <w:top w:val="single" w:sz="12" w:space="0" w:color="333333"/>
+          <w:bottom w:val="single" w:sz="12" w:space="0" w:color="333333"/>
+          <w:left w:val="none"/>
+          <w:right w:val="none"/>
+          <w:insideH w:val="none"/>
+          <w:insideV w:val="none"/>
+        </w:tblBorders>
       </w:tblPr>
       <w:tblGrid>
         <w:gridCol w:w="3960"/>
@@ -13902,7 +14243,11 @@
           <w:tblHeader w:val="on"/>
         </w:trPr>
         <w:tc>
-          <w:tcPr/>
+          <w:tcPr>
+            <w:tcBorders>
+              <w:bottom w:val="single" w:sz="6" w:space="0" w:color="333333"/>
+            </w:tcBorders>
+          </w:tcPr>
           <w:p>
             <w:pPr>
               <w:pStyle w:val="Compact"/>
@@ -13918,7 +14263,11 @@
           </w:p>
         </w:tc>
         <w:tc>
-          <w:tcPr/>
+          <w:tcPr>
+            <w:tcBorders>
+              <w:bottom w:val="single" w:sz="6" w:space="0" w:color="333333"/>
+            </w:tcBorders>
+          </w:tcPr>
           <w:p>
             <w:pPr>
               <w:pStyle w:val="Compact"/>
@@ -14139,6 +14488,7 @@
     <w:p>
       <w:pPr>
         <w:pStyle w:val="FirstParagraph"/>
+        <w:ind w:firstLine="420"/>
       </w:pPr>
       <w:r>
         <w:rPr>
@@ -14226,6 +14576,7 @@
     <w:p>
       <w:pPr>
         <w:pStyle w:val="FirstParagraph"/>
+        <w:ind w:firstLine="420"/>
       </w:pPr>
       <m:oMath>
         <m:sSub>
@@ -14415,6 +14766,7 @@
     <w:p>
       <w:pPr>
         <w:pStyle w:val="FirstParagraph"/>
+        <w:ind w:firstLine="420"/>
       </w:pPr>
       <w:r>
         <w:rPr>
@@ -14514,6 +14866,7 @@
     <w:p>
       <w:pPr>
         <w:pStyle w:val="BodyText"/>
+        <w:ind w:firstLine="420"/>
       </w:pPr>
       <w:r>
         <w:rPr>
@@ -14611,6 +14964,7 @@
       <w:pPr>
         <w:pStyle w:val="FirstParagraph"/>
         <w:spacing w:after="80"/>
+        <w:ind w:firstLine="420"/>
       </w:pPr>
       <w:r>
         <w:rPr>
@@ -14694,6 +15048,15 @@
         <w:tblStyle w:val="Table"/>
         <w:tblW w:type="auto" w:w="0"/>
         <w:tblLook w:firstRow="1" w:lastRow="0" w:firstColumn="0" w:lastColumn="0" w:noHBand="0" w:noVBand="0" w:val="0020"/>
+        <w:jc w:val="center"/>
+        <w:tblBorders>
+          <w:top w:val="single" w:sz="12" w:space="0" w:color="333333"/>
+          <w:bottom w:val="single" w:sz="12" w:space="0" w:color="333333"/>
+          <w:left w:val="none"/>
+          <w:right w:val="none"/>
+          <w:insideH w:val="none"/>
+          <w:insideV w:val="none"/>
+        </w:tblBorders>
       </w:tblPr>
       <w:tblGrid>
         <w:gridCol w:w="2640"/>
@@ -14705,7 +15068,11 @@
           <w:tblHeader w:val="on"/>
         </w:trPr>
         <w:tc>
-          <w:tcPr/>
+          <w:tcPr>
+            <w:tcBorders>
+              <w:bottom w:val="single" w:sz="6" w:space="0" w:color="333333"/>
+            </w:tcBorders>
+          </w:tcPr>
           <w:p>
             <w:pPr>
               <w:pStyle w:val="Compact"/>
@@ -14721,7 +15088,11 @@
           </w:p>
         </w:tc>
         <w:tc>
-          <w:tcPr/>
+          <w:tcPr>
+            <w:tcBorders>
+              <w:bottom w:val="single" w:sz="6" w:space="0" w:color="333333"/>
+            </w:tcBorders>
+          </w:tcPr>
           <w:p>
             <w:pPr>
               <w:pStyle w:val="Compact"/>
@@ -14737,7 +15108,11 @@
           </w:p>
         </w:tc>
         <w:tc>
-          <w:tcPr/>
+          <w:tcPr>
+            <w:tcBorders>
+              <w:bottom w:val="single" w:sz="6" w:space="0" w:color="333333"/>
+            </w:tcBorders>
+          </w:tcPr>
           <w:p>
             <w:pPr>
               <w:pStyle w:val="Compact"/>
@@ -15006,6 +15381,7 @@
       <w:pPr>
         <w:pStyle w:val="BodyText"/>
         <w:spacing w:before="120"/>
+        <w:ind w:firstLine="420"/>
       </w:pPr>
       <w:r>
         <w:rPr>
@@ -15110,6 +15486,7 @@
     <w:p>
       <w:pPr>
         <w:pStyle w:val="FirstParagraph"/>
+        <w:ind w:firstLine="420"/>
       </w:pPr>
       <w:r>
         <w:rPr>
@@ -15155,6 +15532,7 @@
           <w:ilvl w:val="0"/>
           <w:numId w:val="1010"/>
         </w:numPr>
+        <w:ind w:firstLine="420"/>
       </w:pPr>
       <w:r>
         <w:rPr>
@@ -15190,6 +15568,7 @@
           <w:ilvl w:val="0"/>
           <w:numId w:val="1010"/>
         </w:numPr>
+        <w:ind w:firstLine="420"/>
       </w:pPr>
       <w:r>
         <w:rPr>
@@ -15225,6 +15604,7 @@
           <w:ilvl w:val="0"/>
           <w:numId w:val="1010"/>
         </w:numPr>
+        <w:ind w:firstLine="420"/>
       </w:pPr>
       <w:r>
         <w:rPr>
@@ -15280,6 +15660,7 @@
     <w:p>
       <w:pPr>
         <w:pStyle w:val="FirstParagraph"/>
+        <w:ind w:firstLine="420"/>
       </w:pPr>
       <m:oMath>
         <m:r>
@@ -15580,6 +15961,15 @@
         <w:tblW w:type="pct" w:w="5000"/>
         <w:tblLayout w:type="fixed"/>
         <w:tblLook w:firstRow="1" w:lastRow="0" w:firstColumn="0" w:lastColumn="0" w:noHBand="0" w:noVBand="0" w:val="0020"/>
+        <w:jc w:val="center"/>
+        <w:tblBorders>
+          <w:top w:val="single" w:sz="12" w:space="0" w:color="333333"/>
+          <w:bottom w:val="single" w:sz="12" w:space="0" w:color="333333"/>
+          <w:left w:val="none"/>
+          <w:right w:val="none"/>
+          <w:insideH w:val="none"/>
+          <w:insideV w:val="none"/>
+        </w:tblBorders>
       </w:tblPr>
       <w:tblGrid>
         <w:gridCol w:w="3960"/>
@@ -15590,7 +15980,11 @@
           <w:tblHeader w:val="on"/>
         </w:trPr>
         <w:tc>
-          <w:tcPr/>
+          <w:tcPr>
+            <w:tcBorders>
+              <w:bottom w:val="single" w:sz="6" w:space="0" w:color="333333"/>
+            </w:tcBorders>
+          </w:tcPr>
           <w:p>
             <w:pPr>
               <w:pStyle w:val="Compact"/>
@@ -15606,7 +16000,11 @@
           </w:p>
         </w:tc>
         <w:tc>
-          <w:tcPr/>
+          <w:tcPr>
+            <w:tcBorders>
+              <w:bottom w:val="single" w:sz="6" w:space="0" w:color="333333"/>
+            </w:tcBorders>
+          </w:tcPr>
           <w:p>
             <w:pPr>
               <w:pStyle w:val="Compact"/>
@@ -16007,6 +16405,7 @@
     <w:p>
       <w:pPr>
         <w:pStyle w:val="FirstParagraph"/>
+        <w:ind w:firstLine="420"/>
       </w:pPr>
       <w:r>
         <w:rPr>
@@ -16208,6 +16607,7 @@
     <w:p>
       <w:pPr>
         <w:pStyle w:val="BodyText"/>
+        <w:ind w:firstLine="420"/>
       </w:pPr>
       <w:r>
         <w:rPr>
@@ -16227,6 +16627,7 @@
     <w:p>
       <w:pPr>
         <w:pStyle w:val="BodyText"/>
+        <w:ind w:firstLine="420"/>
       </w:pPr>
       <w:r>
         <w:rPr>
@@ -16421,6 +16822,7 @@
     <w:p>
       <w:pPr>
         <w:pStyle w:val="FirstParagraph"/>
+        <w:ind w:firstLine="420"/>
       </w:pPr>
       <w:r>
         <w:rPr>
@@ -16757,6 +17159,7 @@
     <w:p>
       <w:pPr>
         <w:pStyle w:val="FirstParagraph"/>
+        <w:ind w:firstLine="420"/>
       </w:pPr>
       <w:r>
         <w:rPr>
@@ -16842,6 +17245,7 @@
     <w:p>
       <w:pPr>
         <w:pStyle w:val="BlockText"/>
+        <w:ind w:firstLine="420"/>
       </w:pPr>
       <w:r>
         <w:rPr>
@@ -17014,6 +17418,7 @@
     <w:p>
       <w:pPr>
         <w:pStyle w:val="FirstParagraph"/>
+        <w:ind w:firstLine="420"/>
       </w:pPr>
       <w:r>
         <w:rPr>
@@ -17263,6 +17668,7 @@
     <w:p>
       <w:pPr>
         <w:pStyle w:val="BodyText"/>
+        <w:ind w:firstLine="420"/>
       </w:pPr>
       <w:r>
         <w:rPr>
@@ -17282,6 +17688,7 @@
     <w:p>
       <w:pPr>
         <w:pStyle w:val="BodyText"/>
+        <w:ind w:firstLine="420"/>
       </w:pPr>
       <w:r>
         <w:rPr>
@@ -17475,6 +17882,7 @@
     <w:p>
       <w:pPr>
         <w:pStyle w:val="FirstParagraph"/>
+        <w:ind w:firstLine="420"/>
       </w:pPr>
       <w:r>
         <w:rPr>
@@ -17735,6 +18143,7 @@
     <w:p>
       <w:pPr>
         <w:pStyle w:val="FirstParagraph"/>
+        <w:ind w:firstLine="420"/>
       </w:pPr>
       <w:r>
         <w:rPr>
@@ -17792,6 +18201,7 @@
     <w:p>
       <w:pPr>
         <w:pStyle w:val="BlockText"/>
+        <w:ind w:firstLine="420"/>
       </w:pPr>
       <w:r>
         <w:rPr>
@@ -18000,6 +18410,7 @@
     <w:p>
       <w:pPr>
         <w:pStyle w:val="FirstParagraph"/>
+        <w:ind w:firstLine="420"/>
       </w:pPr>
       <w:r>
         <w:rPr>
@@ -18079,6 +18490,7 @@
     <w:p>
       <w:pPr>
         <w:pStyle w:val="BodyText"/>
+        <w:ind w:firstLine="420"/>
       </w:pPr>
       <w:r>
         <w:rPr>
@@ -18098,6 +18510,7 @@
     <w:p>
       <w:pPr>
         <w:pStyle w:val="BodyText"/>
+        <w:ind w:firstLine="420"/>
       </w:pPr>
       <w:r>
         <w:rPr>
@@ -18223,6 +18636,7 @@
     <w:p>
       <w:pPr>
         <w:pStyle w:val="BodyText"/>
+        <w:ind w:firstLine="420"/>
       </w:pPr>
       <w:r>
         <w:rPr>
@@ -18431,6 +18845,7 @@
     <w:p>
       <w:pPr>
         <w:pStyle w:val="BodyText"/>
+        <w:ind w:firstLine="420"/>
       </w:pPr>
       <w:r>
         <w:rPr>
@@ -18514,6 +18929,7 @@
     <w:p>
       <w:pPr>
         <w:pStyle w:val="BodyText"/>
+        <w:ind w:firstLine="420"/>
       </w:pPr>
       <w:r>
         <w:rPr>
@@ -18807,6 +19223,7 @@
     <w:p>
       <w:pPr>
         <w:pStyle w:val="BodyText"/>
+        <w:ind w:firstLine="420"/>
       </w:pPr>
       <w:r>
         <w:rPr>
@@ -19003,6 +19420,7 @@
     <w:p>
       <w:pPr>
         <w:pStyle w:val="BlockText"/>
+        <w:ind w:firstLine="420"/>
       </w:pPr>
       <w:r>
         <w:rPr>
@@ -19221,6 +19639,7 @@
     <w:p>
       <w:pPr>
         <w:pStyle w:val="FirstParagraph"/>
+        <w:ind w:firstLine="420"/>
       </w:pPr>
       <w:r>
         <w:rPr>
@@ -19442,6 +19861,7 @@
     <w:p>
       <w:pPr>
         <w:pStyle w:val="BodyText"/>
+        <w:ind w:firstLine="420"/>
       </w:pPr>
       <w:r>
         <w:rPr>
@@ -19461,6 +19881,7 @@
     <w:p>
       <w:pPr>
         <w:pStyle w:val="BodyText"/>
+        <w:ind w:firstLine="420"/>
       </w:pPr>
       <w:r>
         <w:rPr>
@@ -19524,6 +19945,7 @@
     <w:p>
       <w:pPr>
         <w:pStyle w:val="BodyText"/>
+        <w:ind w:firstLine="420"/>
       </w:pPr>
       <w:r>
         <w:rPr>
@@ -19744,6 +20166,7 @@
     <w:p>
       <w:pPr>
         <w:pStyle w:val="FirstParagraph"/>
+        <w:ind w:firstLine="420"/>
       </w:pPr>
       <w:r>
         <w:rPr>
@@ -19894,6 +20317,7 @@
     <w:p>
       <w:pPr>
         <w:pStyle w:val="BlockText"/>
+        <w:ind w:firstLine="420"/>
       </w:pPr>
       <w:r>
         <w:rPr>
@@ -20096,6 +20520,7 @@
     <w:p>
       <w:pPr>
         <w:pStyle w:val="FirstParagraph"/>
+        <w:ind w:firstLine="420"/>
       </w:pPr>
       <w:r>
         <w:rPr>
@@ -20235,6 +20660,7 @@
     <w:p>
       <w:pPr>
         <w:pStyle w:val="BodyText"/>
+        <w:ind w:firstLine="420"/>
       </w:pPr>
       <w:r>
         <w:rPr>
@@ -20254,6 +20680,7 @@
     <w:p>
       <w:pPr>
         <w:pStyle w:val="BodyText"/>
+        <w:ind w:firstLine="420"/>
       </w:pPr>
       <w:r>
         <w:rPr>
@@ -20289,6 +20716,7 @@
           <w:ilvl w:val="0"/>
           <w:numId w:val="1011"/>
         </w:numPr>
+        <w:ind w:firstLine="420"/>
       </w:pPr>
       <w:r>
         <w:rPr>
@@ -20397,6 +20825,7 @@
           <w:ilvl w:val="1"/>
           <w:numId w:val="1012"/>
         </w:numPr>
+        <w:ind w:firstLine="420"/>
       </w:pPr>
       <w:r>
         <w:rPr>
@@ -20459,6 +20888,7 @@
           <w:ilvl w:val="1"/>
           <w:numId w:val="1013"/>
         </w:numPr>
+        <w:ind w:firstLine="420"/>
       </w:pPr>
       <w:r>
         <w:rPr>
@@ -20500,6 +20930,7 @@
     <w:p>
       <w:pPr>
         <w:pStyle w:val="BlockText"/>
+        <w:ind w:firstLine="420"/>
       </w:pPr>
       <w:r>
         <w:rPr>
@@ -20707,6 +21138,15 @@
         <w:tblStyle w:val="Table"/>
         <w:tblW w:type="auto" w:w="0"/>
         <w:tblLook w:firstRow="1" w:lastRow="0" w:firstColumn="0" w:lastColumn="0" w:noHBand="0" w:noVBand="0" w:val="0020"/>
+        <w:jc w:val="center"/>
+        <w:tblBorders>
+          <w:top w:val="single" w:sz="12" w:space="0" w:color="333333"/>
+          <w:bottom w:val="single" w:sz="12" w:space="0" w:color="333333"/>
+          <w:left w:val="none"/>
+          <w:right w:val="none"/>
+          <w:insideH w:val="none"/>
+          <w:insideV w:val="none"/>
+        </w:tblBorders>
       </w:tblPr>
       <w:tblGrid>
         <w:gridCol w:w="2640"/>
@@ -20718,7 +21158,11 @@
           <w:tblHeader w:val="on"/>
         </w:trPr>
         <w:tc>
-          <w:tcPr/>
+          <w:tcPr>
+            <w:tcBorders>
+              <w:bottom w:val="single" w:sz="6" w:space="0" w:color="333333"/>
+            </w:tcBorders>
+          </w:tcPr>
           <w:p>
             <w:pPr>
               <w:pStyle w:val="Compact"/>
@@ -20734,7 +21178,11 @@
           </w:p>
         </w:tc>
         <w:tc>
-          <w:tcPr/>
+          <w:tcPr>
+            <w:tcBorders>
+              <w:bottom w:val="single" w:sz="6" w:space="0" w:color="333333"/>
+            </w:tcBorders>
+          </w:tcPr>
           <w:p>
             <w:pPr>
               <w:pStyle w:val="Compact"/>
@@ -20750,7 +21198,11 @@
           </w:p>
         </w:tc>
         <w:tc>
-          <w:tcPr/>
+          <w:tcPr>
+            <w:tcBorders>
+              <w:bottom w:val="single" w:sz="6" w:space="0" w:color="333333"/>
+            </w:tcBorders>
+          </w:tcPr>
           <w:p>
             <w:pPr>
               <w:pStyle w:val="Compact"/>
@@ -21394,6 +21846,7 @@
     <w:p>
       <w:pPr>
         <w:pStyle w:val="BlockText"/>
+        <w:ind w:firstLine="420"/>
       </w:pPr>
       <w:r>
         <w:rPr>
@@ -21514,6 +21967,15 @@
         <w:tblStyle w:val="Table"/>
         <w:tblW w:type="auto" w:w="0"/>
         <w:tblLook w:firstRow="1" w:lastRow="0" w:firstColumn="0" w:lastColumn="0" w:noHBand="0" w:noVBand="0" w:val="0020"/>
+        <w:jc w:val="center"/>
+        <w:tblBorders>
+          <w:top w:val="single" w:sz="12" w:space="0" w:color="333333"/>
+          <w:bottom w:val="single" w:sz="12" w:space="0" w:color="333333"/>
+          <w:left w:val="none"/>
+          <w:right w:val="none"/>
+          <w:insideH w:val="none"/>
+          <w:insideV w:val="none"/>
+        </w:tblBorders>
       </w:tblPr>
       <w:tblGrid>
         <w:gridCol w:w="3960"/>
@@ -21524,7 +21986,11 @@
           <w:tblHeader w:val="on"/>
         </w:trPr>
         <w:tc>
-          <w:tcPr/>
+          <w:tcPr>
+            <w:tcBorders>
+              <w:bottom w:val="single" w:sz="6" w:space="0" w:color="333333"/>
+            </w:tcBorders>
+          </w:tcPr>
           <w:p>
             <w:pPr>
               <w:pStyle w:val="Compact"/>
@@ -21540,7 +22006,11 @@
           </w:p>
         </w:tc>
         <w:tc>
-          <w:tcPr/>
+          <w:tcPr>
+            <w:tcBorders>
+              <w:bottom w:val="single" w:sz="6" w:space="0" w:color="333333"/>
+            </w:tcBorders>
+          </w:tcPr>
           <w:p>
             <w:pPr>
               <w:pStyle w:val="Compact"/>
@@ -21880,6 +22350,15 @@
         <w:tblW w:type="pct" w:w="5000"/>
         <w:tblLayout w:type="fixed"/>
         <w:tblLook w:firstRow="1" w:lastRow="0" w:firstColumn="0" w:lastColumn="0" w:noHBand="0" w:noVBand="0" w:val="0020"/>
+        <w:jc w:val="center"/>
+        <w:tblBorders>
+          <w:top w:val="single" w:sz="12" w:space="0" w:color="333333"/>
+          <w:bottom w:val="single" w:sz="12" w:space="0" w:color="333333"/>
+          <w:left w:val="none"/>
+          <w:right w:val="none"/>
+          <w:insideH w:val="none"/>
+          <w:insideV w:val="none"/>
+        </w:tblBorders>
       </w:tblPr>
       <w:tblGrid>
         <w:gridCol w:w="2640"/>
@@ -21891,7 +22370,11 @@
           <w:tblHeader w:val="on"/>
         </w:trPr>
         <w:tc>
-          <w:tcPr/>
+          <w:tcPr>
+            <w:tcBorders>
+              <w:bottom w:val="single" w:sz="6" w:space="0" w:color="333333"/>
+            </w:tcBorders>
+          </w:tcPr>
           <w:p>
             <w:pPr>
               <w:pStyle w:val="Compact"/>
@@ -21907,7 +22390,11 @@
           </w:p>
         </w:tc>
         <w:tc>
-          <w:tcPr/>
+          <w:tcPr>
+            <w:tcBorders>
+              <w:bottom w:val="single" w:sz="6" w:space="0" w:color="333333"/>
+            </w:tcBorders>
+          </w:tcPr>
           <w:p>
             <w:pPr>
               <w:pStyle w:val="Compact"/>
@@ -21923,7 +22410,11 @@
           </w:p>
         </w:tc>
         <w:tc>
-          <w:tcPr/>
+          <w:tcPr>
+            <w:tcBorders>
+              <w:bottom w:val="single" w:sz="6" w:space="0" w:color="333333"/>
+            </w:tcBorders>
+          </w:tcPr>
           <w:p>
             <w:pPr>
               <w:pStyle w:val="Compact"/>
@@ -22617,6 +23108,7 @@
     <w:p>
       <w:pPr>
         <w:pStyle w:val="FirstParagraph"/>
+        <w:ind w:firstLine="420"/>
       </w:pPr>
       <w:r>
         <w:rPr>
@@ -22708,6 +23200,7 @@
     <w:p>
       <w:pPr>
         <w:pStyle w:val="BodyText"/>
+        <w:ind w:firstLine="420"/>
       </w:pPr>
       <w:r>
         <w:rPr>
@@ -22799,6 +23292,7 @@
     <w:p>
       <w:pPr>
         <w:pStyle w:val="BodyText"/>
+        <w:ind w:firstLine="420"/>
       </w:pPr>
       <w:r>
         <w:rPr>
@@ -22890,6 +23384,7 @@
     <w:p>
       <w:pPr>
         <w:pStyle w:val="BodyText"/>
+        <w:ind w:firstLine="420"/>
       </w:pPr>
       <w:r>
         <w:rPr>
@@ -22933,6 +23428,7 @@
     <w:p>
       <w:pPr>
         <w:pStyle w:val="BodyText"/>
+        <w:ind w:firstLine="420"/>
       </w:pPr>
       <w:r>
         <w:rPr>
@@ -23031,6 +23527,7 @@
     <w:p>
       <w:pPr>
         <w:pStyle w:val="BodyText"/>
+        <w:ind w:firstLine="420"/>
       </w:pPr>
       <w:r>
         <w:rPr>
@@ -23148,6 +23645,7 @@
     <w:p>
       <w:pPr>
         <w:pStyle w:val="BodyText"/>
+        <w:ind w:firstLine="420"/>
       </w:pPr>
       <w:r>
         <w:rPr>
@@ -23191,6 +23689,7 @@
     <w:p>
       <w:pPr>
         <w:pStyle w:val="BodyText"/>
+        <w:ind w:firstLine="420"/>
       </w:pPr>
       <w:r>
         <w:rPr>
@@ -23258,6 +23757,7 @@
     <w:p>
       <w:pPr>
         <w:pStyle w:val="BodyText"/>
+        <w:ind w:firstLine="420"/>
       </w:pPr>
       <w:r>
         <w:rPr>
@@ -23372,6 +23872,7 @@
     <w:p>
       <w:pPr>
         <w:pStyle w:val="BodyText"/>
+        <w:ind w:firstLine="420"/>
       </w:pPr>
       <w:r>
         <w:rPr>
@@ -23525,6 +24026,7 @@
     <w:p>
       <w:pPr>
         <w:pStyle w:val="FirstParagraph"/>
+        <w:ind w:firstLine="420"/>
       </w:pPr>
       <w:r>
         <w:rPr>
@@ -23580,6 +24082,7 @@
     <w:p>
       <w:pPr>
         <w:pStyle w:val="BodyText"/>
+        <w:ind w:firstLine="420"/>
       </w:pPr>
       <w:r>
         <w:rPr>
@@ -23659,6 +24162,7 @@
     <w:p>
       <w:pPr>
         <w:pStyle w:val="BodyText"/>
+        <w:ind w:firstLine="420"/>
       </w:pPr>
       <w:r>
         <w:rPr>
@@ -23779,6 +24283,7 @@
     <w:p>
       <w:pPr>
         <w:pStyle w:val="BodyText"/>
+        <w:ind w:firstLine="420"/>
       </w:pPr>
       <w:r>
         <w:rPr>
@@ -23870,6 +24375,7 @@
     <w:p>
       <w:pPr>
         <w:pStyle w:val="BodyText"/>
+        <w:ind w:firstLine="420"/>
       </w:pPr>
       <w:r>
         <w:rPr>
@@ -23961,6 +24467,7 @@
     <w:p>
       <w:pPr>
         <w:pStyle w:val="BodyText"/>
+        <w:ind w:firstLine="420"/>
       </w:pPr>
       <w:r>
         <w:rPr>
@@ -24052,6 +24559,7 @@
     <w:p>
       <w:pPr>
         <w:pStyle w:val="BodyText"/>
+        <w:ind w:firstLine="420"/>
       </w:pPr>
       <w:r>
         <w:rPr>
@@ -24141,6 +24649,7 @@
     <w:p>
       <w:pPr>
         <w:pStyle w:val="BodyText"/>
+        <w:ind w:firstLine="420"/>
       </w:pPr>
       <w:r>
         <w:rPr>
@@ -24324,6 +24833,7 @@
     <w:p>
       <w:pPr>
         <w:pStyle w:val="BodyText"/>
+        <w:ind w:firstLine="420"/>
       </w:pPr>
       <w:r>
         <w:rPr>
@@ -24477,6 +24987,7 @@
     <w:p>
       <w:pPr>
         <w:pStyle w:val="FirstParagraph"/>
+        <w:ind w:firstLine="420"/>
       </w:pPr>
       <w:r>
         <w:rPr>
@@ -24669,6 +25180,7 @@
     <w:p>
       <w:pPr>
         <w:pStyle w:val="BodyText"/>
+        <w:ind w:firstLine="420"/>
       </w:pPr>
       <w:r>
         <w:rPr>
@@ -24730,6 +25242,7 @@
     <w:p>
       <w:pPr>
         <w:pStyle w:val="BodyText"/>
+        <w:ind w:firstLine="420"/>
       </w:pPr>
       <w:r>
         <w:rPr>
@@ -24822,6 +25335,7 @@
     <w:p>
       <w:pPr>
         <w:pStyle w:val="BodyText"/>
+        <w:ind w:firstLine="420"/>
       </w:pPr>
       <w:r>
         <w:rPr>
@@ -24955,6 +25469,7 @@
     <w:p>
       <w:pPr>
         <w:pStyle w:val="BodyText"/>
+        <w:ind w:firstLine="420"/>
       </w:pPr>
       <w:r>
         <w:rPr>
@@ -25022,6 +25537,7 @@
     <w:p>
       <w:pPr>
         <w:pStyle w:val="BodyText"/>
+        <w:ind w:firstLine="420"/>
       </w:pPr>
       <w:r>
         <w:rPr>
@@ -25199,6 +25715,7 @@
     <w:p>
       <w:pPr>
         <w:pStyle w:val="FirstParagraph"/>
+        <w:ind w:firstLine="420"/>
       </w:pPr>
       <w:r>
         <w:rPr>
@@ -25396,6 +25913,7 @@
     <w:p>
       <w:pPr>
         <w:pStyle w:val="BodyText"/>
+        <w:ind w:firstLine="420"/>
       </w:pPr>
       <w:r>
         <w:rPr>
@@ -25559,6 +26077,7 @@
     <w:p>
       <w:pPr>
         <w:pStyle w:val="BodyText"/>
+        <w:ind w:firstLine="420"/>
       </w:pPr>
       <w:r>
         <w:rPr>
@@ -25760,6 +26279,7 @@
     <w:p>
       <w:pPr>
         <w:pStyle w:val="BodyText"/>
+        <w:ind w:firstLine="420"/>
       </w:pPr>
       <w:r>
         <w:rPr>
@@ -25859,6 +26379,7 @@
     <w:p>
       <w:pPr>
         <w:pStyle w:val="BodyText"/>
+        <w:ind w:firstLine="420"/>
       </w:pPr>
       <w:r>
         <w:rPr>
@@ -26161,6 +26682,7 @@
     <w:p>
       <w:pPr>
         <w:pStyle w:val="BodyText"/>
+        <w:ind w:firstLine="420"/>
       </w:pPr>
       <w:r>
         <w:rPr>
@@ -26521,6 +27043,7 @@
     <w:p>
       <w:pPr>
         <w:pStyle w:val="BodyText"/>
+        <w:ind w:firstLine="420"/>
       </w:pPr>
       <w:r>
         <w:rPr>
@@ -26735,6 +27258,7 @@
     <w:p>
       <w:pPr>
         <w:pStyle w:val="BodyText"/>
+        <w:ind w:firstLine="420"/>
       </w:pPr>
       <w:r>
         <w:rPr>
@@ -26970,6 +27494,7 @@
     <w:p>
       <w:pPr>
         <w:pStyle w:val="BodyText"/>
+        <w:ind w:firstLine="420"/>
       </w:pPr>
       <w:r>
         <w:rPr>
@@ -27394,6 +27919,7 @@
     <w:p>
       <w:pPr>
         <w:pStyle w:val="FirstParagraph"/>
+        <w:ind w:firstLine="420"/>
       </w:pPr>
       <w:r>
         <w:rPr>
@@ -27589,6 +28115,7 @@
     <w:p>
       <w:pPr>
         <w:pStyle w:val="BodyText"/>
+        <w:ind w:firstLine="420"/>
       </w:pPr>
       <w:r>
         <w:rPr>
@@ -27806,6 +28333,7 @@
     <w:p>
       <w:pPr>
         <w:pStyle w:val="FirstParagraph"/>
+        <w:ind w:firstLine="420"/>
       </w:pPr>
       <w:r>
         <w:rPr>
@@ -28075,6 +28603,7 @@
     <w:p>
       <w:pPr>
         <w:pStyle w:val="BodyText"/>
+        <w:ind w:firstLine="420"/>
       </w:pPr>
       <w:r>
         <w:rPr>
@@ -28336,6 +28865,7 @@
     <w:p>
       <w:pPr>
         <w:pStyle w:val="BodyText"/>
+        <w:ind w:firstLine="420"/>
       </w:pPr>
       <w:r>
         <w:rPr>
@@ -28524,6 +29054,7 @@
     <w:p>
       <w:pPr>
         <w:pStyle w:val="FirstParagraph"/>
+        <w:ind w:firstLine="420"/>
       </w:pPr>
       <w:r>
         <w:rPr>
@@ -28730,6 +29261,7 @@
     <w:p>
       <w:pPr>
         <w:pStyle w:val="FirstParagraph"/>
+        <w:ind w:firstLine="420"/>
       </w:pPr>
       <w:r>
         <w:rPr>
@@ -28773,6 +29305,7 @@
     <w:p>
       <w:pPr>
         <w:pStyle w:val="BodyText"/>
+        <w:ind w:firstLine="420"/>
       </w:pPr>
       <w:r>
         <w:rPr>
@@ -28890,6 +29423,7 @@
     <w:p>
       <w:pPr>
         <w:pStyle w:val="BodyText"/>
+        <w:ind w:firstLine="420"/>
       </w:pPr>
       <w:r>
         <w:rPr>
@@ -29195,6 +29729,7 @@
     <w:p>
       <w:pPr>
         <w:pStyle w:val="BodyText"/>
+        <w:ind w:firstLine="420"/>
       </w:pPr>
       <w:r>
         <w:rPr>
@@ -29447,6 +29982,7 @@
     <w:p>
       <w:pPr>
         <w:pStyle w:val="BodyText"/>
+        <w:ind w:firstLine="420"/>
       </w:pPr>
       <w:r>
         <w:rPr>
@@ -29676,6 +30212,7 @@
     <w:p>
       <w:pPr>
         <w:pStyle w:val="BodyText"/>
+        <w:ind w:firstLine="420"/>
       </w:pPr>
       <w:r>
         <w:rPr>
@@ -29927,6 +30464,7 @@
     <w:p>
       <w:pPr>
         <w:pStyle w:val="BodyText"/>
+        <w:ind w:firstLine="420"/>
       </w:pPr>
       <w:r>
         <w:rPr>
@@ -30246,6 +30784,7 @@
     <w:p>
       <w:pPr>
         <w:pStyle w:val="BodyText"/>
+        <w:ind w:firstLine="420"/>
       </w:pPr>
       <w:r>
         <w:rPr>
@@ -30679,6 +31218,7 @@
     <w:p>
       <w:pPr>
         <w:pStyle w:val="BodyText"/>
+        <w:ind w:firstLine="420"/>
       </w:pPr>
       <w:r>
         <w:rPr>
@@ -30710,6 +31250,7 @@
     <w:p>
       <w:pPr>
         <w:pStyle w:val="BodyText"/>
+        <w:ind w:firstLine="420"/>
       </w:pPr>
       <w:r>
         <w:rPr>
@@ -31028,6 +31569,7 @@
     <w:p>
       <w:pPr>
         <w:pStyle w:val="BodyText"/>
+        <w:ind w:firstLine="420"/>
       </w:pPr>
       <w:r>
         <w:rPr>
@@ -31123,6 +31665,7 @@
     <w:p>
       <w:pPr>
         <w:pStyle w:val="BodyText"/>
+        <w:ind w:firstLine="420"/>
       </w:pPr>
       <w:r>
         <w:rPr>
@@ -31295,6 +31838,7 @@
           <w:ilvl w:val="0"/>
           <w:numId w:val="1014"/>
         </w:numPr>
+        <w:ind w:firstLine="420"/>
       </w:pPr>
       <w:r>
         <w:rPr>
@@ -31426,6 +31970,7 @@
           <w:ilvl w:val="0"/>
           <w:numId w:val="1014"/>
         </w:numPr>
+        <w:ind w:firstLine="420"/>
       </w:pPr>
       <w:r>
         <w:rPr>
@@ -31511,6 +32056,7 @@
     <w:p>
       <w:pPr>
         <w:pStyle w:val="FirstParagraph"/>
+        <w:ind w:firstLine="420"/>
       </w:pPr>
       <w:r>
         <w:rPr>
@@ -31736,6 +32282,7 @@
     <w:p>
       <w:pPr>
         <w:pStyle w:val="BodyText"/>
+        <w:ind w:firstLine="420"/>
       </w:pPr>
       <w:r>
         <w:rPr>
@@ -32083,6 +32630,7 @@
     <w:p>
       <w:pPr>
         <w:pStyle w:val="FirstParagraph"/>
+        <w:ind w:firstLine="420"/>
       </w:pPr>
       <w:r>
         <w:rPr>
@@ -32149,6 +32697,7 @@
           <w:ilvl w:val="1"/>
           <w:numId w:val="1016"/>
         </w:numPr>
+        <w:ind w:firstLine="420"/>
       </w:pPr>
       <w:r>
         <w:rPr>
@@ -32217,6 +32766,7 @@
           <w:ilvl w:val="1"/>
           <w:numId w:val="1017"/>
         </w:numPr>
+        <w:ind w:firstLine="420"/>
       </w:pPr>
       <w:r>
         <w:rPr>
@@ -32273,6 +32823,7 @@
           <w:ilvl w:val="1"/>
           <w:numId w:val="1018"/>
         </w:numPr>
+        <w:ind w:firstLine="420"/>
       </w:pPr>
       <w:r>
         <w:rPr>
@@ -32331,6 +32882,7 @@
           <w:ilvl w:val="1"/>
           <w:numId w:val="1019"/>
         </w:numPr>
+        <w:ind w:firstLine="420"/>
       </w:pPr>
       <w:r>
         <w:rPr>
@@ -32433,6 +32985,7 @@
     <w:p>
       <w:pPr>
         <w:pStyle w:val="BlockText"/>
+        <w:ind w:firstLine="420"/>
       </w:pPr>
       <w:r>
         <w:rPr>
@@ -32583,6 +33136,7 @@
     <w:p>
       <w:pPr>
         <w:pStyle w:val="FirstParagraph"/>
+        <w:ind w:firstLine="420"/>
       </w:pPr>
       <w:r>
         <w:rPr>
@@ -32641,6 +33195,7 @@
           <w:ilvl w:val="1"/>
           <w:numId w:val="1021"/>
         </w:numPr>
+        <w:ind w:firstLine="420"/>
       </w:pPr>
       <w:r>
         <w:rPr>
@@ -32709,6 +33264,7 @@
           <w:ilvl w:val="1"/>
           <w:numId w:val="1022"/>
         </w:numPr>
+        <w:ind w:firstLine="420"/>
       </w:pPr>
       <w:r>
         <w:rPr>
@@ -32753,6 +33309,7 @@
           <w:ilvl w:val="1"/>
           <w:numId w:val="1023"/>
         </w:numPr>
+        <w:ind w:firstLine="420"/>
       </w:pPr>
       <w:r>
         <w:rPr>
@@ -32809,6 +33366,7 @@
           <w:ilvl w:val="1"/>
           <w:numId w:val="1024"/>
         </w:numPr>
+        <w:ind w:firstLine="420"/>
       </w:pPr>
       <w:r>
         <w:rPr>
@@ -32915,6 +33473,7 @@
           <w:ilvl w:val="1"/>
           <w:numId w:val="1025"/>
         </w:numPr>
+        <w:ind w:firstLine="420"/>
       </w:pPr>
       <w:r>
         <w:rPr>
@@ -33002,6 +33561,7 @@
     <w:p>
       <w:pPr>
         <w:pStyle w:val="FirstParagraph"/>
+        <w:ind w:firstLine="420"/>
       </w:pPr>
       <w:r>
         <w:rPr>
@@ -33300,6 +33860,7 @@
     <w:p>
       <w:pPr>
         <w:pStyle w:val="BodyText"/>
+        <w:ind w:firstLine="420"/>
       </w:pPr>
       <w:r>
         <w:rPr>
@@ -33331,6 +33892,7 @@
     <w:p>
       <w:pPr>
         <w:pStyle w:val="BodyText"/>
+        <w:ind w:firstLine="420"/>
       </w:pPr>
       <w:r>
         <w:rPr>
@@ -33653,6 +34215,7 @@
     <w:p>
       <w:pPr>
         <w:pStyle w:val="BodyText"/>
+        <w:ind w:firstLine="420"/>
       </w:pPr>
       <w:r>
         <w:rPr>
@@ -33810,6 +34373,7 @@
     <w:p>
       <w:pPr>
         <w:pStyle w:val="BodyText"/>
+        <w:ind w:firstLine="420"/>
       </w:pPr>
       <w:r>
         <w:rPr>
@@ -33935,6 +34499,7 @@
     <w:p>
       <w:pPr>
         <w:pStyle w:val="BlockText"/>
+        <w:ind w:firstLine="420"/>
       </w:pPr>
       <w:r>
         <w:rPr>
@@ -34039,6 +34604,7 @@
     <w:p>
       <w:pPr>
         <w:pStyle w:val="FirstParagraph"/>
+        <w:ind w:firstLine="420"/>
       </w:pPr>
       <w:r>
         <w:rPr>
@@ -34106,6 +34672,7 @@
           <w:ilvl w:val="0"/>
           <w:numId w:val="1026"/>
         </w:numPr>
+        <w:ind w:firstLine="420"/>
       </w:pPr>
       <w:r>
         <w:rPr>
@@ -34167,6 +34734,7 @@
           <w:ilvl w:val="0"/>
           <w:numId w:val="1026"/>
         </w:numPr>
+        <w:ind w:firstLine="420"/>
       </w:pPr>
       <w:r>
         <w:rPr>
@@ -34258,6 +34826,7 @@
           <w:ilvl w:val="0"/>
           <w:numId w:val="1026"/>
         </w:numPr>
+        <w:ind w:firstLine="420"/>
       </w:pPr>
       <w:r>
         <w:rPr>
@@ -34367,6 +34936,7 @@
     <w:p>
       <w:pPr>
         <w:pStyle w:val="FirstParagraph"/>
+        <w:ind w:firstLine="420"/>
       </w:pPr>
       <w:r>
         <w:rPr>
@@ -34433,6 +35003,7 @@
       <w:pPr>
         <w:pStyle w:val="BodyText"/>
         <w:spacing w:after="80"/>
+        <w:ind w:firstLine="420"/>
       </w:pPr>
       <w:r>
         <w:rPr>
@@ -34466,6 +35037,15 @@
         <w:tblStyle w:val="Table"/>
         <w:tblW w:type="auto" w:w="0"/>
         <w:tblLook w:firstRow="1" w:lastRow="0" w:firstColumn="0" w:lastColumn="0" w:noHBand="0" w:noVBand="0" w:val="0020"/>
+        <w:jc w:val="center"/>
+        <w:tblBorders>
+          <w:top w:val="single" w:sz="12" w:space="0" w:color="333333"/>
+          <w:bottom w:val="single" w:sz="12" w:space="0" w:color="333333"/>
+          <w:left w:val="none"/>
+          <w:right w:val="none"/>
+          <w:insideH w:val="none"/>
+          <w:insideV w:val="none"/>
+        </w:tblBorders>
       </w:tblPr>
       <w:tblGrid>
         <w:gridCol w:w="1980"/>
@@ -34478,7 +35058,11 @@
           <w:tblHeader w:val="on"/>
         </w:trPr>
         <w:tc>
-          <w:tcPr/>
+          <w:tcPr>
+            <w:tcBorders>
+              <w:bottom w:val="single" w:sz="6" w:space="0" w:color="333333"/>
+            </w:tcBorders>
+          </w:tcPr>
           <w:p>
             <w:pPr>
               <w:pStyle w:val="Compact"/>
@@ -34494,7 +35078,11 @@
           </w:p>
         </w:tc>
         <w:tc>
-          <w:tcPr/>
+          <w:tcPr>
+            <w:tcBorders>
+              <w:bottom w:val="single" w:sz="6" w:space="0" w:color="333333"/>
+            </w:tcBorders>
+          </w:tcPr>
           <w:p>
             <w:pPr>
               <w:pStyle w:val="Compact"/>
@@ -34510,7 +35098,11 @@
           </w:p>
         </w:tc>
         <w:tc>
-          <w:tcPr/>
+          <w:tcPr>
+            <w:tcBorders>
+              <w:bottom w:val="single" w:sz="6" w:space="0" w:color="333333"/>
+            </w:tcBorders>
+          </w:tcPr>
           <w:p>
             <w:pPr>
               <w:pStyle w:val="Compact"/>
@@ -34526,7 +35118,11 @@
           </w:p>
         </w:tc>
         <w:tc>
-          <w:tcPr/>
+          <w:tcPr>
+            <w:tcBorders>
+              <w:bottom w:val="single" w:sz="6" w:space="0" w:color="333333"/>
+            </w:tcBorders>
+          </w:tcPr>
           <w:p>
             <w:pPr>
               <w:pStyle w:val="Compact"/>
@@ -35081,6 +35677,7 @@
       <w:pPr>
         <w:pStyle w:val="BodyText"/>
         <w:spacing w:before="120"/>
+        <w:ind w:firstLine="420"/>
       </w:pPr>
       <w:r>
         <w:rPr>
@@ -35100,6 +35697,7 @@
     <w:p>
       <w:pPr>
         <w:pStyle w:val="BodyText"/>
+        <w:ind w:firstLine="420"/>
       </w:pPr>
       <w:r>
         <w:rPr>
@@ -35457,6 +36055,7 @@
     <w:p>
       <w:pPr>
         <w:pStyle w:val="BodyText"/>
+        <w:ind w:firstLine="420"/>
       </w:pPr>
       <w:r>
         <w:rPr>
@@ -35609,6 +36208,7 @@
           <w:ilvl w:val="0"/>
           <w:numId w:val="1027"/>
         </w:numPr>
+        <w:ind w:firstLine="420"/>
       </w:pPr>
       <w:r>
         <w:rPr>
@@ -35648,6 +36248,7 @@
           <w:ilvl w:val="0"/>
           <w:numId w:val="1027"/>
         </w:numPr>
+        <w:ind w:firstLine="420"/>
       </w:pPr>
       <w:r>
         <w:rPr>
@@ -35687,6 +36288,7 @@
           <w:ilvl w:val="0"/>
           <w:numId w:val="1027"/>
         </w:numPr>
+        <w:ind w:firstLine="420"/>
       </w:pPr>
       <w:r>
         <w:rPr>
@@ -35726,6 +36328,7 @@
           <w:ilvl w:val="0"/>
           <w:numId w:val="1027"/>
         </w:numPr>
+        <w:ind w:firstLine="420"/>
       </w:pPr>
       <w:r>
         <w:rPr>
@@ -35777,6 +36380,7 @@
           <w:ilvl w:val="0"/>
           <w:numId w:val="1027"/>
         </w:numPr>
+        <w:ind w:firstLine="420"/>
       </w:pPr>
       <w:r>
         <w:rPr>
@@ -35804,6 +36408,7 @@
           <w:ilvl w:val="0"/>
           <w:numId w:val="1027"/>
         </w:numPr>
+        <w:ind w:firstLine="420"/>
       </w:pPr>
       <w:r>
         <w:rPr>
@@ -35879,6 +36484,7 @@
           <w:ilvl w:val="0"/>
           <w:numId w:val="1027"/>
         </w:numPr>
+        <w:ind w:firstLine="420"/>
       </w:pPr>
       <w:r>
         <w:rPr>
@@ -35978,6 +36584,7 @@
           <w:ilvl w:val="0"/>
           <w:numId w:val="1027"/>
         </w:numPr>
+        <w:ind w:firstLine="420"/>
       </w:pPr>
       <w:r>
         <w:rPr>

--- a/06-学生侧材料/讲义/6-有机化学/有机分离与纯化-超级充实版（自学完整）.docx
+++ b/06-学生侧材料/讲义/6-有机化学/有机分离与纯化-超级充实版（自学完整）.docx
@@ -6247,9 +6247,9 @@
         </w:tblBorders>
       </w:tblPr>
       <w:tblGrid>
-        <w:gridCol w:w="2640"/>
-        <w:gridCol w:w="2640"/>
-        <w:gridCol w:w="2640"/>
+        <w:gridCol w:w="990"/>
+        <w:gridCol w:w="1386"/>
+        <w:gridCol w:w="5544"/>
       </w:tblGrid>
       <w:tr>
         <w:trPr>
@@ -8005,10 +8005,10 @@
         </w:tblBorders>
       </w:tblPr>
       <w:tblGrid>
-        <w:gridCol w:w="1980"/>
-        <w:gridCol w:w="1980"/>
-        <w:gridCol w:w="1980"/>
-        <w:gridCol w:w="1980"/>
+        <w:gridCol w:w="1650"/>
+        <w:gridCol w:w="1122"/>
+        <w:gridCol w:w="4025"/>
+        <w:gridCol w:w="1122"/>
       </w:tblGrid>
       <w:tr>
         <w:trPr>
